--- a/sql 14 ottobre.docx
+++ b/sql 14 ottobre.docx
@@ -60,10 +60,12 @@
       </w:r>
     </w:p>
     <w:p>
+      <w:proofErr w:type="gramStart"/>
       <w:r>
         <w:t>ISNULL(</w:t>
       </w:r>
       <w:proofErr w:type="spellStart"/>
+      <w:proofErr w:type="gramEnd"/>
       <w:r>
         <w:t>cal</w:t>
       </w:r>
@@ -82,7 +84,15 @@
     </w:p>
     <w:p>
       <w:r>
-        <w:t>CONCAT (col1,col2)</w:t>
+        <w:t>CONCAT (col</w:t>
+      </w:r>
+      <w:proofErr w:type="gramStart"/>
+      <w:r>
+        <w:t>1,col</w:t>
+      </w:r>
+      <w:proofErr w:type="gramEnd"/>
+      <w:r>
+        <w:t>2)</w:t>
       </w:r>
     </w:p>
     <w:p>
@@ -131,11 +141,21 @@
     </w:p>
     <w:p>
       <w:r>
-        <w:t xml:space="preserve">&lt;,&gt;,&lt;&gt;,between, </w:t>
-      </w:r>
+        <w:t>&lt;,</w:t>
+      </w:r>
+      <w:proofErr w:type="gramStart"/>
+      <w:r>
+        <w:t>&gt;,&lt;&gt;,between</w:t>
+      </w:r>
+      <w:proofErr w:type="gramEnd"/>
+      <w:r>
+        <w:t xml:space="preserve">, </w:t>
+      </w:r>
+      <w:proofErr w:type="gramStart"/>
       <w:r>
         <w:t>and ,or</w:t>
       </w:r>
+      <w:proofErr w:type="gramEnd"/>
       <w:r>
         <w:t>, is null, is not null.</w:t>
       </w:r>
@@ -225,12 +245,21 @@
           <w:bCs/>
         </w:rPr>
       </w:pPr>
-      <w:r>
-        <w:rPr>
-          <w:b/>
-          <w:bCs/>
-        </w:rPr>
-        <w:t>Where no</w:t>
+      <w:proofErr w:type="gramStart"/>
+      <w:r>
+        <w:rPr>
+          <w:b/>
+          <w:bCs/>
+        </w:rPr>
+        <w:t>Where</w:t>
+      </w:r>
+      <w:proofErr w:type="gramEnd"/>
+      <w:r>
+        <w:rPr>
+          <w:b/>
+          <w:bCs/>
+        </w:rPr>
+        <w:t xml:space="preserve"> no</w:t>
       </w:r>
     </w:p>
     <w:p>
@@ -362,30 +391,87 @@
           <w:b/>
           <w:bCs/>
         </w:rPr>
-        <w:t>Where col1=’val1’ or col2=”val2”</w:t>
-      </w:r>
-      <w:r>
-        <w:rPr>
-          <w:b/>
-          <w:bCs/>
-        </w:rPr>
-        <w:t xml:space="preserve"> </w:t>
-      </w:r>
-    </w:p>
-    <w:p>
-      <w:pPr>
-        <w:rPr>
-          <w:b/>
-          <w:bCs/>
-        </w:rPr>
-      </w:pPr>
-      <w:r>
-        <w:rPr>
-          <w:b/>
-          <w:bCs/>
-        </w:rPr>
-        <w:t>Where col1 in (“val1”,”val2”,…..);</w:t>
-      </w:r>
+        <w:t>Where col1=’val1’ or col2</w:t>
+      </w:r>
+      <w:proofErr w:type="gramStart"/>
+      <w:r>
+        <w:rPr>
+          <w:b/>
+          <w:bCs/>
+        </w:rPr>
+        <w:t>=”val</w:t>
+      </w:r>
+      <w:proofErr w:type="gramEnd"/>
+      <w:r>
+        <w:rPr>
+          <w:b/>
+          <w:bCs/>
+        </w:rPr>
+        <w:t>2”</w:t>
+      </w:r>
+      <w:r>
+        <w:rPr>
+          <w:b/>
+          <w:bCs/>
+        </w:rPr>
+        <w:t xml:space="preserve"> </w:t>
+      </w:r>
+    </w:p>
+    <w:p>
+      <w:pPr>
+        <w:rPr>
+          <w:b/>
+          <w:bCs/>
+        </w:rPr>
+      </w:pPr>
+      <w:r>
+        <w:rPr>
+          <w:b/>
+          <w:bCs/>
+        </w:rPr>
+        <w:t>Where col1 in (“val1”</w:t>
+      </w:r>
+      <w:proofErr w:type="gramStart"/>
+      <w:r>
+        <w:rPr>
+          <w:b/>
+          <w:bCs/>
+        </w:rPr>
+        <w:t>,”val</w:t>
+      </w:r>
+      <w:proofErr w:type="gramEnd"/>
+      <w:r>
+        <w:rPr>
+          <w:b/>
+          <w:bCs/>
+        </w:rPr>
+        <w:t>2</w:t>
+      </w:r>
+      <w:proofErr w:type="gramStart"/>
+      <w:r>
+        <w:rPr>
+          <w:b/>
+          <w:bCs/>
+        </w:rPr>
+        <w:t>”,…</w:t>
+      </w:r>
+      <w:proofErr w:type="gramEnd"/>
+      <w:r>
+        <w:rPr>
+          <w:b/>
+          <w:bCs/>
+        </w:rPr>
+        <w:t>..</w:t>
+      </w:r>
+      <w:proofErr w:type="gramStart"/>
+      <w:r>
+        <w:rPr>
+          <w:b/>
+          <w:bCs/>
+        </w:rPr>
+        <w:t>);</w:t>
+      </w:r>
+      <w:proofErr w:type="gramEnd"/>
     </w:p>
     <w:p>
       <w:pPr>
@@ -446,7 +532,23 @@
           <w:b/>
           <w:bCs/>
         </w:rPr>
-        <w:t>Where cognomen like ’ s%’</w:t>
+        <w:t xml:space="preserve">Where cognomen </w:t>
+      </w:r>
+      <w:proofErr w:type="gramStart"/>
+      <w:r>
+        <w:rPr>
+          <w:b/>
+          <w:bCs/>
+        </w:rPr>
+        <w:t>like ’</w:t>
+      </w:r>
+      <w:proofErr w:type="gramEnd"/>
+      <w:r>
+        <w:rPr>
+          <w:b/>
+          <w:bCs/>
+        </w:rPr>
+        <w:t xml:space="preserve"> s%’</w:t>
       </w:r>
     </w:p>
     <w:p>
@@ -501,7 +603,25 @@
           <w:bCs/>
           <w:highlight w:val="yellow"/>
         </w:rPr>
-        <w:t>CASE ….. WHEN:</w:t>
+        <w:t xml:space="preserve">CASE </w:t>
+      </w:r>
+      <w:proofErr w:type="gramStart"/>
+      <w:r>
+        <w:rPr>
+          <w:b/>
+          <w:bCs/>
+          <w:highlight w:val="yellow"/>
+        </w:rPr>
+        <w:t>…..</w:t>
+      </w:r>
+      <w:proofErr w:type="gramEnd"/>
+      <w:r>
+        <w:rPr>
+          <w:b/>
+          <w:bCs/>
+          <w:highlight w:val="yellow"/>
+        </w:rPr>
+        <w:t xml:space="preserve"> WHEN:</w:t>
       </w:r>
     </w:p>
     <w:p>
@@ -548,7 +668,23 @@
           <w:b/>
           <w:bCs/>
         </w:rPr>
-        <w:t xml:space="preserve"> select , </w:t>
+        <w:t xml:space="preserve"> </w:t>
+      </w:r>
+      <w:proofErr w:type="gramStart"/>
+      <w:r>
+        <w:rPr>
+          <w:b/>
+          <w:bCs/>
+        </w:rPr>
+        <w:t>select ,</w:t>
+      </w:r>
+      <w:proofErr w:type="gramEnd"/>
+      <w:r>
+        <w:rPr>
+          <w:b/>
+          <w:bCs/>
+        </w:rPr>
+        <w:t xml:space="preserve"> </w:t>
       </w:r>
       <w:proofErr w:type="spellStart"/>
       <w:r>
@@ -718,12 +854,21 @@
           <w:bCs/>
         </w:rPr>
       </w:pPr>
-      <w:r>
-        <w:rPr>
-          <w:b/>
-          <w:bCs/>
-        </w:rPr>
-        <w:t xml:space="preserve">CASE  WHEN </w:t>
+      <w:proofErr w:type="gramStart"/>
+      <w:r>
+        <w:rPr>
+          <w:b/>
+          <w:bCs/>
+        </w:rPr>
+        <w:t>CASE  WHEN</w:t>
+      </w:r>
+      <w:proofErr w:type="gramEnd"/>
+      <w:r>
+        <w:rPr>
+          <w:b/>
+          <w:bCs/>
+        </w:rPr>
+        <w:t xml:space="preserve"> </w:t>
       </w:r>
       <w:proofErr w:type="spellStart"/>
       <w:r>
@@ -812,7 +957,22 @@
           <w:bCs/>
         </w:rPr>
         <w:tab/>
-        <w:t xml:space="preserve">{ ELSE </w:t>
+      </w:r>
+      <w:proofErr w:type="gramStart"/>
+      <w:r>
+        <w:rPr>
+          <w:b/>
+          <w:bCs/>
+        </w:rPr>
+        <w:t>{ ELSE</w:t>
+      </w:r>
+      <w:proofErr w:type="gramEnd"/>
+      <w:r>
+        <w:rPr>
+          <w:b/>
+          <w:bCs/>
+        </w:rPr>
+        <w:t xml:space="preserve"> </w:t>
       </w:r>
       <w:proofErr w:type="spellStart"/>
       <w:r>
@@ -828,8 +988,17 @@
           <w:b/>
           <w:bCs/>
         </w:rPr>
-        <w:t xml:space="preserve"> n }</w:t>
-      </w:r>
+        <w:t xml:space="preserve"> </w:t>
+      </w:r>
+      <w:proofErr w:type="gramStart"/>
+      <w:r>
+        <w:rPr>
+          <w:b/>
+          <w:bCs/>
+        </w:rPr>
+        <w:t>n }</w:t>
+      </w:r>
+      <w:proofErr w:type="gramEnd"/>
     </w:p>
     <w:p>
       <w:pPr>
@@ -892,6 +1061,7 @@
         <w:t xml:space="preserve">select </w:t>
       </w:r>
       <w:proofErr w:type="spellStart"/>
+      <w:proofErr w:type="gramStart"/>
       <w:r>
         <w:rPr>
           <w:b/>
@@ -900,6 +1070,7 @@
         <w:t>nome,cognome</w:t>
       </w:r>
       <w:proofErr w:type="spellEnd"/>
+      <w:proofErr w:type="gramEnd"/>
       <w:r>
         <w:rPr>
           <w:b/>
@@ -1087,7 +1258,22 @@
           <w:bCs/>
         </w:rPr>
         <w:tab/>
-        <w:t xml:space="preserve">end  as </w:t>
+      </w:r>
+      <w:proofErr w:type="gramStart"/>
+      <w:r>
+        <w:rPr>
+          <w:b/>
+          <w:bCs/>
+        </w:rPr>
+        <w:t>end  as</w:t>
+      </w:r>
+      <w:proofErr w:type="gramEnd"/>
+      <w:r>
+        <w:rPr>
+          <w:b/>
+          <w:bCs/>
+        </w:rPr>
+        <w:t xml:space="preserve"> </w:t>
       </w:r>
       <w:proofErr w:type="spellStart"/>
       <w:r>
@@ -1114,6 +1300,7 @@
         <w:t xml:space="preserve">from </w:t>
       </w:r>
       <w:proofErr w:type="spellStart"/>
+      <w:proofErr w:type="gramStart"/>
       <w:r>
         <w:rPr>
           <w:b/>
@@ -1122,6 +1309,7 @@
         <w:t>lotr.hobbits</w:t>
       </w:r>
       <w:proofErr w:type="spellEnd"/>
+      <w:proofErr w:type="gramEnd"/>
     </w:p>
     <w:p>
       <w:pPr>
@@ -1286,6 +1474,7 @@
           <w:bCs/>
         </w:rPr>
       </w:pPr>
+      <w:proofErr w:type="gramStart"/>
       <w:r>
         <w:rPr>
           <w:b/>
@@ -1311,6 +1500,7 @@
         </w:rPr>
         <w:t>:</w:t>
       </w:r>
+      <w:proofErr w:type="gramEnd"/>
       <w:r>
         <w:rPr>
           <w:b/>
@@ -1323,7 +1513,23 @@
           <w:b/>
           <w:bCs/>
         </w:rPr>
-        <w:t xml:space="preserve"> (WITH CTE_HOBBITS) , </w:t>
+        <w:t xml:space="preserve"> (WITH CTE_HOBBITS</w:t>
+      </w:r>
+      <w:proofErr w:type="gramStart"/>
+      <w:r>
+        <w:rPr>
+          <w:b/>
+          <w:bCs/>
+        </w:rPr>
+        <w:t>) ,</w:t>
+      </w:r>
+      <w:proofErr w:type="gramEnd"/>
+      <w:r>
+        <w:rPr>
+          <w:b/>
+          <w:bCs/>
+        </w:rPr>
+        <w:t xml:space="preserve"> </w:t>
       </w:r>
       <w:proofErr w:type="spellStart"/>
       <w:r>
@@ -1451,7 +1657,23 @@
           <w:b/>
           <w:bCs/>
         </w:rPr>
-        <w:t xml:space="preserve"> vera , non è </w:t>
+        <w:t xml:space="preserve"> </w:t>
+      </w:r>
+      <w:proofErr w:type="gramStart"/>
+      <w:r>
+        <w:rPr>
+          <w:b/>
+          <w:bCs/>
+        </w:rPr>
+        <w:t>vera ,</w:t>
+      </w:r>
+      <w:proofErr w:type="gramEnd"/>
+      <w:r>
+        <w:rPr>
+          <w:b/>
+          <w:bCs/>
+        </w:rPr>
+        <w:t xml:space="preserve"> non è </w:t>
       </w:r>
       <w:proofErr w:type="spellStart"/>
       <w:r>
@@ -1563,15 +1785,15 @@
           <w:b/>
           <w:bCs/>
         </w:rPr>
-        <w:t>, come c</w:t>
-      </w:r>
-      <w:proofErr w:type="spellStart"/>
-      <w:r>
-        <w:rPr>
-          <w:b/>
-          <w:bCs/>
-        </w:rPr>
-        <w:t>alcolare</w:t>
+        <w:t xml:space="preserve">, come </w:t>
+      </w:r>
+      <w:proofErr w:type="spellStart"/>
+      <w:r>
+        <w:rPr>
+          <w:b/>
+          <w:bCs/>
+        </w:rPr>
+        <w:t>calcolare</w:t>
       </w:r>
       <w:proofErr w:type="spellEnd"/>
       <w:r>
@@ -1893,6 +2115,7 @@
         <w:t xml:space="preserve">from </w:t>
       </w:r>
       <w:proofErr w:type="spellStart"/>
+      <w:proofErr w:type="gramStart"/>
       <w:r>
         <w:rPr>
           <w:b/>
@@ -1901,6 +2124,7 @@
         <w:t>lotr.Hobbits</w:t>
       </w:r>
       <w:proofErr w:type="spellEnd"/>
+      <w:proofErr w:type="gramEnd"/>
     </w:p>
     <w:p>
       <w:pPr>
@@ -1941,6 +2165,7 @@
         <w:t>IIF (</w:t>
       </w:r>
       <w:proofErr w:type="spellStart"/>
+      <w:proofErr w:type="gramStart"/>
       <w:r>
         <w:rPr>
           <w:b/>
@@ -1954,7 +2179,15 @@
           <w:b/>
           <w:bCs/>
         </w:rPr>
-        <w:t xml:space="preserve"> , </w:t>
+        <w:t xml:space="preserve"> ,</w:t>
+      </w:r>
+      <w:proofErr w:type="gramEnd"/>
+      <w:r>
+        <w:rPr>
+          <w:b/>
+          <w:bCs/>
+        </w:rPr>
+        <w:t xml:space="preserve"> </w:t>
       </w:r>
       <w:proofErr w:type="spellStart"/>
       <w:r>
@@ -2082,6 +2315,7 @@
           <w:bCs/>
         </w:rPr>
       </w:pPr>
+      <w:proofErr w:type="gramStart"/>
       <w:r>
         <w:rPr>
           <w:b/>
@@ -2098,6 +2332,7 @@
         <w:t>val</w:t>
       </w:r>
       <w:proofErr w:type="spellEnd"/>
+      <w:proofErr w:type="gramEnd"/>
       <w:r>
         <w:rPr>
           <w:b/>
@@ -2453,7 +2688,23 @@
           <w:b/>
           <w:bCs/>
         </w:rPr>
-        <w:t xml:space="preserve"> group by ,  o </w:t>
+        <w:t xml:space="preserve"> group </w:t>
+      </w:r>
+      <w:proofErr w:type="gramStart"/>
+      <w:r>
+        <w:rPr>
+          <w:b/>
+          <w:bCs/>
+        </w:rPr>
+        <w:t>by ,</w:t>
+      </w:r>
+      <w:proofErr w:type="gramEnd"/>
+      <w:r>
+        <w:rPr>
+          <w:b/>
+          <w:bCs/>
+        </w:rPr>
+        <w:t xml:space="preserve">  o </w:t>
       </w:r>
       <w:proofErr w:type="spellStart"/>
       <w:r>
@@ -2469,7 +2720,23 @@
           <w:b/>
           <w:bCs/>
         </w:rPr>
-        <w:t xml:space="preserve"> In un </w:t>
+        <w:t xml:space="preserve"> </w:t>
+      </w:r>
+      <w:proofErr w:type="gramStart"/>
+      <w:r>
+        <w:rPr>
+          <w:b/>
+          <w:bCs/>
+        </w:rPr>
+        <w:t>In</w:t>
+      </w:r>
+      <w:proofErr w:type="gramEnd"/>
+      <w:r>
+        <w:rPr>
+          <w:b/>
+          <w:bCs/>
+        </w:rPr>
+        <w:t xml:space="preserve"> un </w:t>
       </w:r>
       <w:proofErr w:type="spellStart"/>
       <w:r>
@@ -2728,7 +2995,23 @@
           <w:b/>
           <w:bCs/>
         </w:rPr>
-        <w:t xml:space="preserve"> select cognomen , 1 as </w:t>
+        <w:t xml:space="preserve"> select </w:t>
+      </w:r>
+      <w:proofErr w:type="gramStart"/>
+      <w:r>
+        <w:rPr>
+          <w:b/>
+          <w:bCs/>
+        </w:rPr>
+        <w:t>cognomen ,</w:t>
+      </w:r>
+      <w:proofErr w:type="gramEnd"/>
+      <w:r>
+        <w:rPr>
+          <w:b/>
+          <w:bCs/>
+        </w:rPr>
+        <w:t xml:space="preserve"> 1 as </w:t>
       </w:r>
       <w:proofErr w:type="spellStart"/>
       <w:r>
@@ -2938,8 +3221,33 @@
           <w:b/>
           <w:bCs/>
         </w:rPr>
-        <w:t xml:space="preserve"> where, group by ,having</w:t>
-      </w:r>
+        <w:t xml:space="preserve"> </w:t>
+      </w:r>
+      <w:proofErr w:type="gramStart"/>
+      <w:r>
+        <w:rPr>
+          <w:b/>
+          <w:bCs/>
+        </w:rPr>
+        <w:t>where</w:t>
+      </w:r>
+      <w:proofErr w:type="gramEnd"/>
+      <w:r>
+        <w:rPr>
+          <w:b/>
+          <w:bCs/>
+        </w:rPr>
+        <w:t xml:space="preserve">, group </w:t>
+      </w:r>
+      <w:proofErr w:type="gramStart"/>
+      <w:r>
+        <w:rPr>
+          <w:b/>
+          <w:bCs/>
+        </w:rPr>
+        <w:t>by ,having</w:t>
+      </w:r>
+      <w:proofErr w:type="gramEnd"/>
     </w:p>
     <w:p>
       <w:pPr>
@@ -3103,6 +3411,7 @@
           <w:bCs/>
         </w:rPr>
       </w:pPr>
+      <w:proofErr w:type="gramStart"/>
       <w:r>
         <w:rPr>
           <w:b/>
@@ -3110,6 +3419,7 @@
         </w:rPr>
         <w:t>WHERE</w:t>
       </w:r>
+      <w:proofErr w:type="gramEnd"/>
     </w:p>
     <w:p>
       <w:pPr>
@@ -3191,22 +3501,54 @@
           <w:b/>
           <w:bCs/>
         </w:rPr>
-        <w:t>TIPI DI DATI: USARE NVARCHAR MEGLIO PER IL FUTURO</w:t>
-      </w:r>
-      <w:r>
-        <w:rPr>
-          <w:b/>
-          <w:bCs/>
-        </w:rPr>
-        <w:t xml:space="preserve"> , anno ,</w:t>
-      </w:r>
-      <w:proofErr w:type="spellStart"/>
-      <w:r>
-        <w:rPr>
-          <w:b/>
-          <w:bCs/>
-        </w:rPr>
-        <w:t>mese,Giorno</w:t>
+        <w:t xml:space="preserve">TIPI DI DATI: USARE NVARCHAR MEGLIO PER IL </w:t>
+      </w:r>
+      <w:proofErr w:type="gramStart"/>
+      <w:r>
+        <w:rPr>
+          <w:b/>
+          <w:bCs/>
+        </w:rPr>
+        <w:t>FUTURO</w:t>
+      </w:r>
+      <w:r>
+        <w:rPr>
+          <w:b/>
+          <w:bCs/>
+        </w:rPr>
+        <w:t xml:space="preserve"> ,</w:t>
+      </w:r>
+      <w:proofErr w:type="gramEnd"/>
+      <w:r>
+        <w:rPr>
+          <w:b/>
+          <w:bCs/>
+        </w:rPr>
+        <w:t xml:space="preserve"> </w:t>
+      </w:r>
+      <w:proofErr w:type="gramStart"/>
+      <w:r>
+        <w:rPr>
+          <w:b/>
+          <w:bCs/>
+        </w:rPr>
+        <w:t>anno ,</w:t>
+      </w:r>
+      <w:proofErr w:type="spellStart"/>
+      <w:r>
+        <w:rPr>
+          <w:b/>
+          <w:bCs/>
+        </w:rPr>
+        <w:t>mese</w:t>
+      </w:r>
+      <w:proofErr w:type="gramEnd"/>
+      <w:r>
+        <w:rPr>
+          <w:b/>
+          <w:bCs/>
+        </w:rPr>
+        <w:t>,Giorno</w:t>
       </w:r>
       <w:proofErr w:type="spellEnd"/>
       <w:r>
@@ -3233,6 +3575,7 @@
         <w:t xml:space="preserve"> come </w:t>
       </w:r>
       <w:proofErr w:type="spellStart"/>
+      <w:proofErr w:type="gramStart"/>
       <w:r>
         <w:rPr>
           <w:b/>
@@ -3246,6 +3589,519 @@
           <w:b/>
           <w:bCs/>
         </w:rPr>
+        <w:t xml:space="preserve"> ,</w:t>
+      </w:r>
+      <w:proofErr w:type="gramEnd"/>
+      <w:r>
+        <w:rPr>
+          <w:b/>
+          <w:bCs/>
+        </w:rPr>
+        <w:t xml:space="preserve"> </w:t>
+      </w:r>
+      <w:proofErr w:type="spellStart"/>
+      <w:r>
+        <w:rPr>
+          <w:b/>
+          <w:bCs/>
+        </w:rPr>
+        <w:t>sono</w:t>
+      </w:r>
+      <w:proofErr w:type="spellEnd"/>
+      <w:r>
+        <w:rPr>
+          <w:b/>
+          <w:bCs/>
+        </w:rPr>
+        <w:t xml:space="preserve"> </w:t>
+      </w:r>
+      <w:proofErr w:type="spellStart"/>
+      <w:r>
+        <w:rPr>
+          <w:b/>
+          <w:bCs/>
+        </w:rPr>
+        <w:t>agnostici</w:t>
+      </w:r>
+      <w:proofErr w:type="spellEnd"/>
+      <w:r>
+        <w:rPr>
+          <w:b/>
+          <w:bCs/>
+        </w:rPr>
+        <w:t xml:space="preserve">. </w:t>
+      </w:r>
+    </w:p>
+    <w:p>
+      <w:pPr>
+        <w:rPr>
+          <w:b/>
+          <w:bCs/>
+        </w:rPr>
+      </w:pPr>
+    </w:p>
+    <w:p>
+      <w:pPr>
+        <w:rPr>
+          <w:b/>
+          <w:bCs/>
+        </w:rPr>
+      </w:pPr>
+      <w:r>
+        <w:rPr>
+          <w:b/>
+          <w:bCs/>
+        </w:rPr>
+        <w:t xml:space="preserve">Date </w:t>
+      </w:r>
+      <w:r>
+        <w:rPr>
+          <w:b/>
+          <w:bCs/>
+        </w:rPr>
+        <w:t xml:space="preserve"> </w:t>
+      </w:r>
+    </w:p>
+    <w:p>
+      <w:pPr>
+        <w:rPr>
+          <w:b/>
+          <w:bCs/>
+        </w:rPr>
+      </w:pPr>
+      <w:r>
+        <w:rPr>
+          <w:b/>
+          <w:bCs/>
+        </w:rPr>
+        <w:t>Time</w:t>
+      </w:r>
+      <w:r>
+        <w:rPr>
+          <w:b/>
+          <w:bCs/>
+        </w:rPr>
+        <w:t xml:space="preserve"> </w:t>
+      </w:r>
+    </w:p>
+    <w:p>
+      <w:pPr>
+        <w:rPr>
+          <w:b/>
+          <w:bCs/>
+        </w:rPr>
+      </w:pPr>
+      <w:r>
+        <w:rPr>
+          <w:b/>
+          <w:bCs/>
+        </w:rPr>
+        <w:t>Date time</w:t>
+      </w:r>
+      <w:r>
+        <w:rPr>
+          <w:b/>
+          <w:bCs/>
+        </w:rPr>
+        <w:t xml:space="preserve"> </w:t>
+      </w:r>
+    </w:p>
+    <w:p>
+      <w:pPr>
+        <w:rPr>
+          <w:b/>
+          <w:bCs/>
+        </w:rPr>
+      </w:pPr>
+      <w:r>
+        <w:rPr>
+          <w:b/>
+          <w:bCs/>
+        </w:rPr>
+        <w:t>Date time 2</w:t>
+      </w:r>
+      <w:r>
+        <w:rPr>
+          <w:b/>
+          <w:bCs/>
+        </w:rPr>
+        <w:t xml:space="preserve"> </w:t>
+      </w:r>
+    </w:p>
+    <w:p>
+      <w:pPr>
+        <w:rPr>
+          <w:b/>
+          <w:bCs/>
+        </w:rPr>
+      </w:pPr>
+      <w:r>
+        <w:rPr>
+          <w:b/>
+          <w:bCs/>
+        </w:rPr>
+        <w:t xml:space="preserve">Small date time </w:t>
+      </w:r>
+      <w:r>
+        <w:rPr>
+          <w:b/>
+          <w:bCs/>
+        </w:rPr>
+        <w:t xml:space="preserve"> </w:t>
+      </w:r>
+    </w:p>
+    <w:p>
+      <w:pPr>
+        <w:rPr>
+          <w:b/>
+          <w:bCs/>
+        </w:rPr>
+      </w:pPr>
+    </w:p>
+    <w:p>
+      <w:pPr>
+        <w:rPr>
+          <w:b/>
+          <w:bCs/>
+        </w:rPr>
+      </w:pPr>
+      <w:proofErr w:type="spellStart"/>
+      <w:r>
+        <w:rPr>
+          <w:b/>
+          <w:bCs/>
+        </w:rPr>
+        <w:t>Funzioni</w:t>
+      </w:r>
+      <w:proofErr w:type="spellEnd"/>
+      <w:r>
+        <w:rPr>
+          <w:b/>
+          <w:bCs/>
+        </w:rPr>
+        <w:t xml:space="preserve"> di conversion</w:t>
+      </w:r>
+      <w:proofErr w:type="gramStart"/>
+      <w:r>
+        <w:rPr>
+          <w:b/>
+          <w:bCs/>
+        </w:rPr>
+        <w:t>:</w:t>
+      </w:r>
+      <w:r>
+        <w:rPr>
+          <w:b/>
+          <w:bCs/>
+        </w:rPr>
+        <w:t xml:space="preserve">  non</w:t>
+      </w:r>
+      <w:proofErr w:type="gramEnd"/>
+      <w:r>
+        <w:rPr>
+          <w:b/>
+          <w:bCs/>
+        </w:rPr>
+        <w:t xml:space="preserve"> tutti I tipi di conversion </w:t>
+      </w:r>
+      <w:proofErr w:type="spellStart"/>
+      <w:r>
+        <w:rPr>
+          <w:b/>
+          <w:bCs/>
+        </w:rPr>
+        <w:t>sono</w:t>
+      </w:r>
+      <w:proofErr w:type="spellEnd"/>
+      <w:r>
+        <w:rPr>
+          <w:b/>
+          <w:bCs/>
+        </w:rPr>
+        <w:t xml:space="preserve"> </w:t>
+      </w:r>
+      <w:proofErr w:type="spellStart"/>
+      <w:r>
+        <w:rPr>
+          <w:b/>
+          <w:bCs/>
+        </w:rPr>
+        <w:t>possibili</w:t>
+      </w:r>
+      <w:proofErr w:type="spellEnd"/>
+      <w:r>
+        <w:rPr>
+          <w:b/>
+          <w:bCs/>
+        </w:rPr>
+        <w:t xml:space="preserve">, </w:t>
+      </w:r>
+    </w:p>
+    <w:p>
+      <w:pPr>
+        <w:rPr>
+          <w:b/>
+          <w:bCs/>
+        </w:rPr>
+      </w:pPr>
+      <w:r>
+        <w:rPr>
+          <w:b/>
+          <w:bCs/>
+        </w:rPr>
+        <w:t xml:space="preserve">CAST </w:t>
+      </w:r>
+      <w:proofErr w:type="gramStart"/>
+      <w:r>
+        <w:rPr>
+          <w:b/>
+          <w:bCs/>
+        </w:rPr>
+        <w:t xml:space="preserve">( </w:t>
+      </w:r>
+      <w:proofErr w:type="spellStart"/>
+      <w:r>
+        <w:rPr>
+          <w:b/>
+          <w:bCs/>
+        </w:rPr>
+        <w:t>val</w:t>
+      </w:r>
+      <w:proofErr w:type="spellEnd"/>
+      <w:proofErr w:type="gramEnd"/>
+      <w:r>
+        <w:rPr>
+          <w:b/>
+          <w:bCs/>
+        </w:rPr>
+        <w:t xml:space="preserve"> as </w:t>
+      </w:r>
+      <w:proofErr w:type="spellStart"/>
+      <w:r>
+        <w:rPr>
+          <w:b/>
+          <w:bCs/>
+        </w:rPr>
+        <w:t>tipo</w:t>
+      </w:r>
+      <w:proofErr w:type="spellEnd"/>
+      <w:r>
+        <w:rPr>
+          <w:b/>
+          <w:bCs/>
+        </w:rPr>
+        <w:t xml:space="preserve"> </w:t>
+      </w:r>
+      <w:proofErr w:type="spellStart"/>
+      <w:r>
+        <w:rPr>
+          <w:b/>
+          <w:bCs/>
+        </w:rPr>
+        <w:t>dato_dove</w:t>
+      </w:r>
+      <w:proofErr w:type="spellEnd"/>
+      <w:r>
+        <w:rPr>
+          <w:b/>
+          <w:bCs/>
+        </w:rPr>
+        <w:t xml:space="preserve"> </w:t>
+      </w:r>
+      <w:proofErr w:type="spellStart"/>
+      <w:r>
+        <w:rPr>
+          <w:b/>
+          <w:bCs/>
+        </w:rPr>
+        <w:t>vuoi</w:t>
+      </w:r>
+      <w:proofErr w:type="spellEnd"/>
+      <w:r>
+        <w:rPr>
+          <w:b/>
+          <w:bCs/>
+        </w:rPr>
+        <w:t xml:space="preserve"> </w:t>
+      </w:r>
+      <w:proofErr w:type="spellStart"/>
+      <w:proofErr w:type="gramStart"/>
+      <w:r>
+        <w:rPr>
+          <w:b/>
+          <w:bCs/>
+        </w:rPr>
+        <w:t>arrivare</w:t>
+      </w:r>
+      <w:proofErr w:type="spellEnd"/>
+      <w:r>
+        <w:rPr>
+          <w:b/>
+          <w:bCs/>
+        </w:rPr>
+        <w:t xml:space="preserve"> )</w:t>
+      </w:r>
+      <w:proofErr w:type="gramEnd"/>
+      <w:r>
+        <w:rPr>
+          <w:b/>
+          <w:bCs/>
+        </w:rPr>
+        <w:t xml:space="preserve"> </w:t>
+      </w:r>
+    </w:p>
+    <w:p>
+      <w:pPr>
+        <w:rPr>
+          <w:b/>
+          <w:bCs/>
+        </w:rPr>
+      </w:pPr>
+      <w:r>
+        <w:rPr>
+          <w:b/>
+          <w:bCs/>
+        </w:rPr>
+        <w:t>TRY_CAST (</w:t>
+      </w:r>
+      <w:proofErr w:type="spellStart"/>
+      <w:r>
+        <w:rPr>
+          <w:b/>
+          <w:bCs/>
+        </w:rPr>
+        <w:t>val</w:t>
+      </w:r>
+      <w:proofErr w:type="spellEnd"/>
+      <w:r>
+        <w:rPr>
+          <w:b/>
+          <w:bCs/>
+        </w:rPr>
+        <w:t xml:space="preserve"> as </w:t>
+      </w:r>
+      <w:proofErr w:type="spellStart"/>
+      <w:proofErr w:type="gramStart"/>
+      <w:r>
+        <w:rPr>
+          <w:b/>
+          <w:bCs/>
+        </w:rPr>
+        <w:t>tipodato</w:t>
+      </w:r>
+      <w:proofErr w:type="spellEnd"/>
+      <w:r>
+        <w:rPr>
+          <w:b/>
+          <w:bCs/>
+        </w:rPr>
+        <w:t xml:space="preserve"> )</w:t>
+      </w:r>
+      <w:proofErr w:type="gramEnd"/>
+    </w:p>
+    <w:p>
+      <w:pPr>
+        <w:rPr>
+          <w:b/>
+          <w:bCs/>
+        </w:rPr>
+      </w:pPr>
+      <w:r>
+        <w:rPr>
+          <w:b/>
+          <w:bCs/>
+        </w:rPr>
+        <w:t xml:space="preserve">CONVERT </w:t>
+      </w:r>
+      <w:proofErr w:type="gramStart"/>
+      <w:r>
+        <w:rPr>
+          <w:b/>
+          <w:bCs/>
+        </w:rPr>
+        <w:t xml:space="preserve">( </w:t>
+      </w:r>
+      <w:proofErr w:type="spellStart"/>
+      <w:r>
+        <w:rPr>
+          <w:b/>
+          <w:bCs/>
+        </w:rPr>
+        <w:t>tipo</w:t>
+      </w:r>
+      <w:proofErr w:type="spellEnd"/>
+      <w:proofErr w:type="gramEnd"/>
+      <w:r>
+        <w:rPr>
+          <w:b/>
+          <w:bCs/>
+        </w:rPr>
+        <w:t xml:space="preserve"> </w:t>
+      </w:r>
+      <w:proofErr w:type="spellStart"/>
+      <w:r>
+        <w:rPr>
+          <w:b/>
+          <w:bCs/>
+        </w:rPr>
+        <w:t>dato</w:t>
+      </w:r>
+      <w:proofErr w:type="spellEnd"/>
+      <w:r>
+        <w:rPr>
+          <w:b/>
+          <w:bCs/>
+        </w:rPr>
+        <w:t xml:space="preserve">, </w:t>
+      </w:r>
+      <w:proofErr w:type="spellStart"/>
+      <w:proofErr w:type="gramStart"/>
+      <w:r>
+        <w:rPr>
+          <w:b/>
+          <w:bCs/>
+        </w:rPr>
+        <w:t>val</w:t>
+      </w:r>
+      <w:proofErr w:type="spellEnd"/>
+      <w:r>
+        <w:rPr>
+          <w:b/>
+          <w:bCs/>
+        </w:rPr>
+        <w:t xml:space="preserve"> ,</w:t>
+      </w:r>
+      <w:proofErr w:type="gramEnd"/>
+      <w:r>
+        <w:rPr>
+          <w:b/>
+          <w:bCs/>
+        </w:rPr>
+        <w:t xml:space="preserve"> </w:t>
+      </w:r>
+      <w:proofErr w:type="spellStart"/>
+      <w:proofErr w:type="gramStart"/>
+      <w:r>
+        <w:rPr>
+          <w:b/>
+          <w:bCs/>
+        </w:rPr>
+        <w:t>codice</w:t>
+      </w:r>
+      <w:proofErr w:type="spellEnd"/>
+      <w:r>
+        <w:rPr>
+          <w:b/>
+          <w:bCs/>
+        </w:rPr>
+        <w:t xml:space="preserve">  )</w:t>
+      </w:r>
+      <w:proofErr w:type="gramEnd"/>
+      <w:r>
+        <w:rPr>
+          <w:b/>
+          <w:bCs/>
+        </w:rPr>
         <w:t xml:space="preserve"> , </w:t>
       </w:r>
       <w:proofErr w:type="spellStart"/>
@@ -3254,212 +4110,111 @@
           <w:b/>
           <w:bCs/>
         </w:rPr>
-        <w:t>sono</w:t>
-      </w:r>
-      <w:proofErr w:type="spellEnd"/>
-      <w:r>
-        <w:rPr>
-          <w:b/>
-          <w:bCs/>
-        </w:rPr>
-        <w:t xml:space="preserve"> </w:t>
-      </w:r>
-      <w:proofErr w:type="spellStart"/>
-      <w:r>
-        <w:rPr>
-          <w:b/>
-          <w:bCs/>
-        </w:rPr>
-        <w:t>agnostici</w:t>
-      </w:r>
-      <w:proofErr w:type="spellEnd"/>
-      <w:r>
-        <w:rPr>
-          <w:b/>
-          <w:bCs/>
-        </w:rPr>
-        <w:t xml:space="preserve">. </w:t>
-      </w:r>
-    </w:p>
-    <w:p>
-      <w:pPr>
-        <w:rPr>
-          <w:b/>
-          <w:bCs/>
-        </w:rPr>
-      </w:pPr>
-    </w:p>
-    <w:p>
-      <w:pPr>
-        <w:rPr>
-          <w:b/>
-          <w:bCs/>
-        </w:rPr>
-      </w:pPr>
-      <w:r>
-        <w:rPr>
-          <w:b/>
-          <w:bCs/>
-        </w:rPr>
-        <w:t xml:space="preserve">Date </w:t>
-      </w:r>
-      <w:r>
-        <w:rPr>
-          <w:b/>
-          <w:bCs/>
-        </w:rPr>
-        <w:t xml:space="preserve"> </w:t>
-      </w:r>
-    </w:p>
-    <w:p>
-      <w:pPr>
-        <w:rPr>
-          <w:b/>
-          <w:bCs/>
-        </w:rPr>
-      </w:pPr>
-      <w:r>
-        <w:rPr>
-          <w:b/>
-          <w:bCs/>
-        </w:rPr>
-        <w:t>Time</w:t>
-      </w:r>
-      <w:r>
-        <w:rPr>
-          <w:b/>
-          <w:bCs/>
-        </w:rPr>
-        <w:t xml:space="preserve"> </w:t>
-      </w:r>
-    </w:p>
-    <w:p>
-      <w:pPr>
-        <w:rPr>
-          <w:b/>
-          <w:bCs/>
-        </w:rPr>
-      </w:pPr>
-      <w:r>
-        <w:rPr>
-          <w:b/>
-          <w:bCs/>
-        </w:rPr>
-        <w:t>Date time</w:t>
-      </w:r>
-      <w:r>
-        <w:rPr>
-          <w:b/>
-          <w:bCs/>
-        </w:rPr>
-        <w:t xml:space="preserve"> </w:t>
-      </w:r>
-    </w:p>
-    <w:p>
-      <w:pPr>
-        <w:rPr>
-          <w:b/>
-          <w:bCs/>
-        </w:rPr>
-      </w:pPr>
-      <w:r>
-        <w:rPr>
-          <w:b/>
-          <w:bCs/>
-        </w:rPr>
-        <w:t>Date time 2</w:t>
-      </w:r>
-      <w:r>
-        <w:rPr>
-          <w:b/>
-          <w:bCs/>
-        </w:rPr>
-        <w:t xml:space="preserve"> </w:t>
-      </w:r>
-    </w:p>
-    <w:p>
-      <w:pPr>
-        <w:rPr>
-          <w:b/>
-          <w:bCs/>
-        </w:rPr>
-      </w:pPr>
-      <w:r>
-        <w:rPr>
-          <w:b/>
-          <w:bCs/>
-        </w:rPr>
-        <w:t xml:space="preserve">Small date time </w:t>
-      </w:r>
-      <w:r>
-        <w:rPr>
-          <w:b/>
-          <w:bCs/>
-        </w:rPr>
-        <w:t xml:space="preserve"> </w:t>
-      </w:r>
-    </w:p>
-    <w:p>
-      <w:pPr>
-        <w:rPr>
-          <w:b/>
-          <w:bCs/>
-        </w:rPr>
-      </w:pPr>
-    </w:p>
-    <w:p>
-      <w:pPr>
-        <w:rPr>
-          <w:b/>
-          <w:bCs/>
-        </w:rPr>
-      </w:pPr>
-      <w:proofErr w:type="spellStart"/>
-      <w:r>
-        <w:rPr>
-          <w:b/>
-          <w:bCs/>
-        </w:rPr>
-        <w:t>Funzioni</w:t>
-      </w:r>
-      <w:proofErr w:type="spellEnd"/>
-      <w:r>
-        <w:rPr>
-          <w:b/>
-          <w:bCs/>
-        </w:rPr>
-        <w:t xml:space="preserve"> di conversion:</w:t>
-      </w:r>
-      <w:r>
-        <w:rPr>
-          <w:b/>
-          <w:bCs/>
-        </w:rPr>
-        <w:t xml:space="preserve">  non tutti I tipi di conversion </w:t>
-      </w:r>
-      <w:proofErr w:type="spellStart"/>
-      <w:r>
-        <w:rPr>
-          <w:b/>
-          <w:bCs/>
-        </w:rPr>
-        <w:t>sono</w:t>
-      </w:r>
-      <w:proofErr w:type="spellEnd"/>
-      <w:r>
-        <w:rPr>
-          <w:b/>
-          <w:bCs/>
-        </w:rPr>
-        <w:t xml:space="preserve"> </w:t>
-      </w:r>
-      <w:proofErr w:type="spellStart"/>
-      <w:r>
-        <w:rPr>
-          <w:b/>
-          <w:bCs/>
-        </w:rPr>
-        <w:t>possibili</w:t>
+        <w:t>senzail</w:t>
+      </w:r>
+      <w:proofErr w:type="spellEnd"/>
+      <w:r>
+        <w:rPr>
+          <w:b/>
+          <w:bCs/>
+        </w:rPr>
+        <w:t xml:space="preserve"> </w:t>
+      </w:r>
+      <w:proofErr w:type="spellStart"/>
+      <w:r>
+        <w:rPr>
+          <w:b/>
+          <w:bCs/>
+        </w:rPr>
+        <w:t>codice</w:t>
+      </w:r>
+      <w:proofErr w:type="spellEnd"/>
+      <w:r>
+        <w:rPr>
+          <w:b/>
+          <w:bCs/>
+        </w:rPr>
+        <w:t xml:space="preserve"> </w:t>
+      </w:r>
+      <w:proofErr w:type="spellStart"/>
+      <w:r>
+        <w:rPr>
+          <w:b/>
+          <w:bCs/>
+        </w:rPr>
+        <w:t>si</w:t>
+      </w:r>
+      <w:proofErr w:type="spellEnd"/>
+      <w:r>
+        <w:rPr>
+          <w:b/>
+          <w:bCs/>
+        </w:rPr>
+        <w:t xml:space="preserve"> </w:t>
+      </w:r>
+      <w:proofErr w:type="spellStart"/>
+      <w:r>
+        <w:rPr>
+          <w:b/>
+          <w:bCs/>
+        </w:rPr>
+        <w:t>usa</w:t>
+      </w:r>
+      <w:proofErr w:type="spellEnd"/>
+      <w:r>
+        <w:rPr>
+          <w:b/>
+          <w:bCs/>
+        </w:rPr>
+        <w:t xml:space="preserve"> come il cast </w:t>
+      </w:r>
+    </w:p>
+    <w:p>
+      <w:pPr>
+        <w:rPr>
+          <w:b/>
+          <w:bCs/>
+        </w:rPr>
+      </w:pPr>
+      <w:r>
+        <w:rPr>
+          <w:b/>
+          <w:bCs/>
+        </w:rPr>
+        <w:t xml:space="preserve">TRY_CONVERT </w:t>
+      </w:r>
+      <w:proofErr w:type="gramStart"/>
+      <w:r>
+        <w:rPr>
+          <w:b/>
+          <w:bCs/>
+        </w:rPr>
+        <w:t xml:space="preserve">( </w:t>
+      </w:r>
+      <w:proofErr w:type="spellStart"/>
+      <w:r>
+        <w:rPr>
+          <w:b/>
+          <w:bCs/>
+        </w:rPr>
+        <w:t>tipo</w:t>
+      </w:r>
+      <w:proofErr w:type="spellEnd"/>
+      <w:proofErr w:type="gramEnd"/>
+      <w:r>
+        <w:rPr>
+          <w:b/>
+          <w:bCs/>
+        </w:rPr>
+        <w:t xml:space="preserve"> </w:t>
+      </w:r>
+      <w:proofErr w:type="spellStart"/>
+      <w:r>
+        <w:rPr>
+          <w:b/>
+          <w:bCs/>
+        </w:rPr>
+        <w:t>dato</w:t>
       </w:r>
       <w:proofErr w:type="spellEnd"/>
       <w:r>
@@ -3469,22 +4224,8 @@
         </w:rPr>
         <w:t xml:space="preserve">, </w:t>
       </w:r>
-    </w:p>
-    <w:p>
-      <w:pPr>
-        <w:rPr>
-          <w:b/>
-          <w:bCs/>
-        </w:rPr>
-      </w:pPr>
-      <w:r>
-        <w:rPr>
-          <w:b/>
-          <w:bCs/>
-        </w:rPr>
-        <w:t xml:space="preserve">CAST ( </w:t>
-      </w:r>
-      <w:proofErr w:type="spellStart"/>
+      <w:proofErr w:type="spellStart"/>
+      <w:proofErr w:type="gramStart"/>
       <w:r>
         <w:rPr>
           <w:b/>
@@ -3498,94 +4239,24 @@
           <w:b/>
           <w:bCs/>
         </w:rPr>
-        <w:t xml:space="preserve"> as tipo </w:t>
-      </w:r>
-      <w:proofErr w:type="spellStart"/>
-      <w:r>
-        <w:rPr>
-          <w:b/>
-          <w:bCs/>
-        </w:rPr>
-        <w:t>dato_dove</w:t>
-      </w:r>
-      <w:proofErr w:type="spellEnd"/>
-      <w:r>
-        <w:rPr>
-          <w:b/>
-          <w:bCs/>
-        </w:rPr>
-        <w:t xml:space="preserve"> </w:t>
-      </w:r>
-      <w:proofErr w:type="spellStart"/>
-      <w:r>
-        <w:rPr>
-          <w:b/>
-          <w:bCs/>
-        </w:rPr>
-        <w:t>vuoi</w:t>
-      </w:r>
-      <w:proofErr w:type="spellEnd"/>
-      <w:r>
-        <w:rPr>
-          <w:b/>
-          <w:bCs/>
-        </w:rPr>
-        <w:t xml:space="preserve"> </w:t>
-      </w:r>
-      <w:proofErr w:type="spellStart"/>
-      <w:r>
-        <w:rPr>
-          <w:b/>
-          <w:bCs/>
-        </w:rPr>
-        <w:t>arrivare</w:t>
-      </w:r>
-      <w:proofErr w:type="spellEnd"/>
-      <w:r>
-        <w:rPr>
-          <w:b/>
-          <w:bCs/>
-        </w:rPr>
-        <w:t xml:space="preserve"> ) </w:t>
-      </w:r>
-    </w:p>
-    <w:p>
-      <w:pPr>
-        <w:rPr>
-          <w:b/>
-          <w:bCs/>
-        </w:rPr>
-      </w:pPr>
-      <w:r>
-        <w:rPr>
-          <w:b/>
-          <w:bCs/>
-        </w:rPr>
-        <w:t>TRY_CAST (</w:t>
-      </w:r>
-      <w:proofErr w:type="spellStart"/>
-      <w:r>
-        <w:rPr>
-          <w:b/>
-          <w:bCs/>
-        </w:rPr>
-        <w:t>val</w:t>
-      </w:r>
-      <w:proofErr w:type="spellEnd"/>
-      <w:r>
-        <w:rPr>
-          <w:b/>
-          <w:bCs/>
-        </w:rPr>
-        <w:t xml:space="preserve"> as </w:t>
-      </w:r>
-      <w:proofErr w:type="spellStart"/>
-      <w:r>
-        <w:rPr>
-          <w:b/>
-          <w:bCs/>
-        </w:rPr>
-        <w:t>tipodato</w:t>
+        <w:t xml:space="preserve"> ,</w:t>
+      </w:r>
+      <w:proofErr w:type="gramEnd"/>
+      <w:r>
+        <w:rPr>
+          <w:b/>
+          <w:bCs/>
+        </w:rPr>
+        <w:t xml:space="preserve"> </w:t>
+      </w:r>
+      <w:proofErr w:type="spellStart"/>
+      <w:proofErr w:type="gramStart"/>
+      <w:r>
+        <w:rPr>
+          <w:b/>
+          <w:bCs/>
+        </w:rPr>
+        <w:t>codice</w:t>
       </w:r>
       <w:proofErr w:type="spellEnd"/>
       <w:r>
@@ -3595,203 +4266,7 @@
         </w:rPr>
         <w:t xml:space="preserve"> )</w:t>
       </w:r>
-    </w:p>
-    <w:p>
-      <w:pPr>
-        <w:rPr>
-          <w:b/>
-          <w:bCs/>
-        </w:rPr>
-      </w:pPr>
-      <w:r>
-        <w:rPr>
-          <w:b/>
-          <w:bCs/>
-        </w:rPr>
-        <w:t xml:space="preserve">CONVERT ( </w:t>
-      </w:r>
-      <w:proofErr w:type="spellStart"/>
-      <w:r>
-        <w:rPr>
-          <w:b/>
-          <w:bCs/>
-        </w:rPr>
-        <w:t>tipo</w:t>
-      </w:r>
-      <w:proofErr w:type="spellEnd"/>
-      <w:r>
-        <w:rPr>
-          <w:b/>
-          <w:bCs/>
-        </w:rPr>
-        <w:t xml:space="preserve"> </w:t>
-      </w:r>
-      <w:proofErr w:type="spellStart"/>
-      <w:r>
-        <w:rPr>
-          <w:b/>
-          <w:bCs/>
-        </w:rPr>
-        <w:t>dato</w:t>
-      </w:r>
-      <w:proofErr w:type="spellEnd"/>
-      <w:r>
-        <w:rPr>
-          <w:b/>
-          <w:bCs/>
-        </w:rPr>
-        <w:t xml:space="preserve">, </w:t>
-      </w:r>
-      <w:proofErr w:type="spellStart"/>
-      <w:r>
-        <w:rPr>
-          <w:b/>
-          <w:bCs/>
-        </w:rPr>
-        <w:t>val</w:t>
-      </w:r>
-      <w:proofErr w:type="spellEnd"/>
-      <w:r>
-        <w:rPr>
-          <w:b/>
-          <w:bCs/>
-        </w:rPr>
-        <w:t xml:space="preserve"> , </w:t>
-      </w:r>
-      <w:proofErr w:type="spellStart"/>
-      <w:r>
-        <w:rPr>
-          <w:b/>
-          <w:bCs/>
-        </w:rPr>
-        <w:t>codice</w:t>
-      </w:r>
-      <w:proofErr w:type="spellEnd"/>
-      <w:r>
-        <w:rPr>
-          <w:b/>
-          <w:bCs/>
-        </w:rPr>
-        <w:t xml:space="preserve">  ) , </w:t>
-      </w:r>
-      <w:proofErr w:type="spellStart"/>
-      <w:r>
-        <w:rPr>
-          <w:b/>
-          <w:bCs/>
-        </w:rPr>
-        <w:t>senzail</w:t>
-      </w:r>
-      <w:proofErr w:type="spellEnd"/>
-      <w:r>
-        <w:rPr>
-          <w:b/>
-          <w:bCs/>
-        </w:rPr>
-        <w:t xml:space="preserve"> </w:t>
-      </w:r>
-      <w:proofErr w:type="spellStart"/>
-      <w:r>
-        <w:rPr>
-          <w:b/>
-          <w:bCs/>
-        </w:rPr>
-        <w:t>codice</w:t>
-      </w:r>
-      <w:proofErr w:type="spellEnd"/>
-      <w:r>
-        <w:rPr>
-          <w:b/>
-          <w:bCs/>
-        </w:rPr>
-        <w:t xml:space="preserve"> </w:t>
-      </w:r>
-      <w:proofErr w:type="spellStart"/>
-      <w:r>
-        <w:rPr>
-          <w:b/>
-          <w:bCs/>
-        </w:rPr>
-        <w:t>si</w:t>
-      </w:r>
-      <w:proofErr w:type="spellEnd"/>
-      <w:r>
-        <w:rPr>
-          <w:b/>
-          <w:bCs/>
-        </w:rPr>
-        <w:t xml:space="preserve"> </w:t>
-      </w:r>
-      <w:proofErr w:type="spellStart"/>
-      <w:r>
-        <w:rPr>
-          <w:b/>
-          <w:bCs/>
-        </w:rPr>
-        <w:t>usa</w:t>
-      </w:r>
-      <w:proofErr w:type="spellEnd"/>
-      <w:r>
-        <w:rPr>
-          <w:b/>
-          <w:bCs/>
-        </w:rPr>
-        <w:t xml:space="preserve"> come il cast </w:t>
-      </w:r>
-    </w:p>
-    <w:p>
-      <w:pPr>
-        <w:rPr>
-          <w:b/>
-          <w:bCs/>
-        </w:rPr>
-      </w:pPr>
-      <w:r>
-        <w:rPr>
-          <w:b/>
-          <w:bCs/>
-        </w:rPr>
-        <w:t xml:space="preserve">TRY_CONVERT ( </w:t>
-      </w:r>
-      <w:proofErr w:type="spellStart"/>
-      <w:r>
-        <w:rPr>
-          <w:b/>
-          <w:bCs/>
-        </w:rPr>
-        <w:t>tipo</w:t>
-      </w:r>
-      <w:proofErr w:type="spellEnd"/>
-      <w:r>
-        <w:rPr>
-          <w:b/>
-          <w:bCs/>
-        </w:rPr>
-        <w:t xml:space="preserve"> </w:t>
-      </w:r>
-      <w:proofErr w:type="spellStart"/>
-      <w:r>
-        <w:rPr>
-          <w:b/>
-          <w:bCs/>
-        </w:rPr>
-        <w:t>dato</w:t>
-      </w:r>
-      <w:proofErr w:type="spellEnd"/>
-      <w:r>
-        <w:rPr>
-          <w:b/>
-          <w:bCs/>
-        </w:rPr>
-        <w:t>, val , codice</w:t>
-      </w:r>
-      <w:r>
-        <w:rPr>
-          <w:b/>
-          <w:bCs/>
-        </w:rPr>
-        <w:t xml:space="preserve"> )</w:t>
-      </w:r>
+      <w:proofErr w:type="gramEnd"/>
       <w:r>
         <w:rPr>
           <w:b/>
@@ -4094,13 +4569,79 @@
           <w:bCs/>
         </w:rPr>
       </w:pPr>
-      <w:r>
-        <w:rPr>
-          <w:b/>
-          <w:bCs/>
-        </w:rPr>
-        <w:t>( col1 tpoDato {not } null ) {default (0)}</w:t>
-      </w:r>
+      <w:proofErr w:type="gramStart"/>
+      <w:r>
+        <w:rPr>
+          <w:b/>
+          <w:bCs/>
+        </w:rPr>
+        <w:t>( col</w:t>
+      </w:r>
+      <w:proofErr w:type="gramEnd"/>
+      <w:r>
+        <w:rPr>
+          <w:b/>
+          <w:bCs/>
+        </w:rPr>
+        <w:t xml:space="preserve">1 </w:t>
+      </w:r>
+      <w:proofErr w:type="spellStart"/>
+      <w:r>
+        <w:rPr>
+          <w:b/>
+          <w:bCs/>
+        </w:rPr>
+        <w:t>tpoDato</w:t>
+      </w:r>
+      <w:proofErr w:type="spellEnd"/>
+      <w:r>
+        <w:rPr>
+          <w:b/>
+          <w:bCs/>
+        </w:rPr>
+        <w:t xml:space="preserve"> {</w:t>
+      </w:r>
+      <w:proofErr w:type="gramStart"/>
+      <w:r>
+        <w:rPr>
+          <w:b/>
+          <w:bCs/>
+        </w:rPr>
+        <w:t>not }</w:t>
+      </w:r>
+      <w:proofErr w:type="gramEnd"/>
+      <w:r>
+        <w:rPr>
+          <w:b/>
+          <w:bCs/>
+        </w:rPr>
+        <w:t xml:space="preserve"> </w:t>
+      </w:r>
+      <w:proofErr w:type="gramStart"/>
+      <w:r>
+        <w:rPr>
+          <w:b/>
+          <w:bCs/>
+        </w:rPr>
+        <w:t>null )</w:t>
+      </w:r>
+      <w:proofErr w:type="gramEnd"/>
+      <w:r>
+        <w:rPr>
+          <w:b/>
+          <w:bCs/>
+        </w:rPr>
+        <w:t xml:space="preserve"> {default (</w:t>
+      </w:r>
+      <w:proofErr w:type="gramStart"/>
+      <w:r>
+        <w:rPr>
+          <w:b/>
+          <w:bCs/>
+        </w:rPr>
+        <w:t>0)}</w:t>
+      </w:r>
+      <w:proofErr w:type="gramEnd"/>
     </w:p>
     <w:p>
       <w:pPr>
@@ -4208,30 +4749,48 @@
           <w:b/>
           <w:bCs/>
         </w:rPr>
-        <w:t>Drop table;</w:t>
-      </w:r>
-      <w:r>
-        <w:rPr>
-          <w:b/>
-          <w:bCs/>
-        </w:rPr>
-        <w:t xml:space="preserve"> </w:t>
-      </w:r>
-    </w:p>
-    <w:p>
-      <w:pPr>
-        <w:rPr>
-          <w:b/>
-          <w:bCs/>
-        </w:rPr>
-      </w:pPr>
-      <w:r>
-        <w:rPr>
-          <w:b/>
-          <w:bCs/>
-        </w:rPr>
-        <w:t>Alter table;</w:t>
-      </w:r>
+        <w:t xml:space="preserve">Drop </w:t>
+      </w:r>
+      <w:proofErr w:type="gramStart"/>
+      <w:r>
+        <w:rPr>
+          <w:b/>
+          <w:bCs/>
+        </w:rPr>
+        <w:t>table;</w:t>
+      </w:r>
+      <w:proofErr w:type="gramEnd"/>
+      <w:r>
+        <w:rPr>
+          <w:b/>
+          <w:bCs/>
+        </w:rPr>
+        <w:t xml:space="preserve"> </w:t>
+      </w:r>
+    </w:p>
+    <w:p>
+      <w:pPr>
+        <w:rPr>
+          <w:b/>
+          <w:bCs/>
+        </w:rPr>
+      </w:pPr>
+      <w:r>
+        <w:rPr>
+          <w:b/>
+          <w:bCs/>
+        </w:rPr>
+        <w:t xml:space="preserve">Alter </w:t>
+      </w:r>
+      <w:proofErr w:type="gramStart"/>
+      <w:r>
+        <w:rPr>
+          <w:b/>
+          <w:bCs/>
+        </w:rPr>
+        <w:t>table;</w:t>
+      </w:r>
+      <w:proofErr w:type="gramEnd"/>
       <w:r>
         <w:rPr>
           <w:b/>
@@ -4283,7 +4842,15 @@
           <w:b/>
           <w:bCs/>
         </w:rPr>
-        <w:t xml:space="preserve">Insert into  </w:t>
+        <w:t xml:space="preserve">Insert </w:t>
+      </w:r>
+      <w:proofErr w:type="gramStart"/>
+      <w:r>
+        <w:rPr>
+          <w:b/>
+          <w:bCs/>
+        </w:rPr>
+        <w:t xml:space="preserve">into  </w:t>
       </w:r>
       <w:proofErr w:type="spellStart"/>
       <w:r>
@@ -4294,27 +4861,69 @@
         <w:t>tabella</w:t>
       </w:r>
       <w:proofErr w:type="spellEnd"/>
-      <w:r>
-        <w:rPr>
-          <w:b/>
-          <w:bCs/>
-        </w:rPr>
-        <w:t>(col 1,col 2, )</w:t>
-      </w:r>
-    </w:p>
-    <w:p>
-      <w:pPr>
-        <w:rPr>
-          <w:b/>
-          <w:bCs/>
-        </w:rPr>
-      </w:pPr>
-      <w:r>
-        <w:rPr>
-          <w:b/>
-          <w:bCs/>
-        </w:rPr>
-        <w:t>Values ( val1,</w:t>
+      <w:proofErr w:type="gramEnd"/>
+      <w:r>
+        <w:rPr>
+          <w:b/>
+          <w:bCs/>
+        </w:rPr>
+        <w:t xml:space="preserve">(col </w:t>
+      </w:r>
+      <w:proofErr w:type="gramStart"/>
+      <w:r>
+        <w:rPr>
+          <w:b/>
+          <w:bCs/>
+        </w:rPr>
+        <w:t>1,col</w:t>
+      </w:r>
+      <w:proofErr w:type="gramEnd"/>
+      <w:r>
+        <w:rPr>
+          <w:b/>
+          <w:bCs/>
+        </w:rPr>
+        <w:t xml:space="preserve"> 2</w:t>
+      </w:r>
+      <w:proofErr w:type="gramStart"/>
+      <w:r>
+        <w:rPr>
+          <w:b/>
+          <w:bCs/>
+        </w:rPr>
+        <w:t>, )</w:t>
+      </w:r>
+      <w:proofErr w:type="gramEnd"/>
+    </w:p>
+    <w:p>
+      <w:pPr>
+        <w:rPr>
+          <w:b/>
+          <w:bCs/>
+        </w:rPr>
+      </w:pPr>
+      <w:r>
+        <w:rPr>
+          <w:b/>
+          <w:bCs/>
+        </w:rPr>
+        <w:t xml:space="preserve">Values </w:t>
+      </w:r>
+      <w:proofErr w:type="gramStart"/>
+      <w:r>
+        <w:rPr>
+          <w:b/>
+          <w:bCs/>
+        </w:rPr>
+        <w:t>( val</w:t>
+      </w:r>
+      <w:proofErr w:type="gramEnd"/>
+      <w:r>
+        <w:rPr>
+          <w:b/>
+          <w:bCs/>
+        </w:rPr>
+        <w:t>1,</w:t>
       </w:r>
       <w:r>
         <w:rPr>
@@ -4330,19 +4939,28 @@
         </w:rPr>
         <w:t>val2</w:t>
       </w:r>
-      <w:r>
-        <w:rPr>
-          <w:b/>
-          <w:bCs/>
-        </w:rPr>
-        <w:t xml:space="preserve"> </w:t>
-      </w:r>
-      <w:r>
-        <w:rPr>
-          <w:b/>
-          <w:bCs/>
-        </w:rPr>
-        <w:t xml:space="preserve">,…) </w:t>
+      <w:proofErr w:type="gramStart"/>
+      <w:r>
+        <w:rPr>
+          <w:b/>
+          <w:bCs/>
+        </w:rPr>
+        <w:t xml:space="preserve"> </w:t>
+      </w:r>
+      <w:r>
+        <w:rPr>
+          <w:b/>
+          <w:bCs/>
+        </w:rPr>
+        <w:t>,…</w:t>
+      </w:r>
+      <w:proofErr w:type="gramEnd"/>
+      <w:r>
+        <w:rPr>
+          <w:b/>
+          <w:bCs/>
+        </w:rPr>
+        <w:t xml:space="preserve">) </w:t>
       </w:r>
     </w:p>
     <w:p>
@@ -4510,6 +5128,7 @@
         <w:t xml:space="preserve"> </w:t>
       </w:r>
       <w:proofErr w:type="spellStart"/>
+      <w:proofErr w:type="gramStart"/>
       <w:r>
         <w:rPr>
           <w:b/>
@@ -4525,6 +5144,7 @@
         </w:rPr>
         <w:t xml:space="preserve"> .</w:t>
       </w:r>
+      <w:proofErr w:type="gramEnd"/>
     </w:p>
     <w:p>
       <w:pPr>
@@ -4559,9 +5179,26 @@
           <w:b/>
           <w:bCs/>
         </w:rPr>
-        <w:t xml:space="preserve"> begin transaction </w:t>
-      </w:r>
-      <w:proofErr w:type="spellStart"/>
+        <w:t xml:space="preserve"> </w:t>
+      </w:r>
+      <w:proofErr w:type="gramStart"/>
+      <w:r>
+        <w:rPr>
+          <w:b/>
+          <w:bCs/>
+        </w:rPr>
+        <w:t>begin</w:t>
+      </w:r>
+      <w:proofErr w:type="gramEnd"/>
+      <w:r>
+        <w:rPr>
+          <w:b/>
+          <w:bCs/>
+        </w:rPr>
+        <w:t xml:space="preserve"> transaction </w:t>
+      </w:r>
+      <w:proofErr w:type="spellStart"/>
+      <w:proofErr w:type="gramStart"/>
       <w:r>
         <w:rPr>
           <w:b/>
@@ -4586,6 +5223,7 @@
         <w:t>echiudi</w:t>
       </w:r>
       <w:proofErr w:type="spellEnd"/>
+      <w:proofErr w:type="gramEnd"/>
       <w:r>
         <w:rPr>
           <w:b/>
@@ -4594,6 +5232,7 @@
         <w:t xml:space="preserve"> e la </w:t>
       </w:r>
       <w:proofErr w:type="spellStart"/>
+      <w:proofErr w:type="gramStart"/>
       <w:r>
         <w:rPr>
           <w:b/>
@@ -4607,7 +5246,15 @@
           <w:b/>
           <w:bCs/>
         </w:rPr>
-        <w:t xml:space="preserve"> ,  </w:t>
+        <w:t xml:space="preserve"> ,</w:t>
+      </w:r>
+      <w:proofErr w:type="gramEnd"/>
+      <w:r>
+        <w:rPr>
+          <w:b/>
+          <w:bCs/>
+        </w:rPr>
+        <w:t xml:space="preserve">  </w:t>
       </w:r>
     </w:p>
     <w:p>
@@ -4734,7 +5381,23 @@
           <w:b/>
           <w:bCs/>
         </w:rPr>
-        <w:t xml:space="preserve">Cosa succeed </w:t>
+        <w:t xml:space="preserve">Cosa </w:t>
+      </w:r>
+      <w:proofErr w:type="gramStart"/>
+      <w:r>
+        <w:rPr>
+          <w:b/>
+          <w:bCs/>
+        </w:rPr>
+        <w:t>succeed</w:t>
+      </w:r>
+      <w:proofErr w:type="gramEnd"/>
+      <w:r>
+        <w:rPr>
+          <w:b/>
+          <w:bCs/>
+        </w:rPr>
+        <w:t xml:space="preserve"> </w:t>
       </w:r>
       <w:proofErr w:type="spellStart"/>
       <w:r>
@@ -4974,6 +5637,7 @@
         <w:t xml:space="preserve"> </w:t>
       </w:r>
       <w:proofErr w:type="spellStart"/>
+      <w:proofErr w:type="gramStart"/>
       <w:r>
         <w:rPr>
           <w:b/>
@@ -4987,7 +5651,15 @@
           <w:b/>
           <w:bCs/>
         </w:rPr>
-        <w:t xml:space="preserve"> , </w:t>
+        <w:t xml:space="preserve"> ,</w:t>
+      </w:r>
+      <w:proofErr w:type="gramEnd"/>
+      <w:r>
+        <w:rPr>
+          <w:b/>
+          <w:bCs/>
+        </w:rPr>
+        <w:t xml:space="preserve"> </w:t>
       </w:r>
       <w:proofErr w:type="spellStart"/>
       <w:r>
@@ -5232,7 +5904,23 @@
           <w:b/>
           <w:bCs/>
         </w:rPr>
-        <w:t xml:space="preserve"> un lock, </w:t>
+        <w:t xml:space="preserve"> </w:t>
+      </w:r>
+      <w:proofErr w:type="gramStart"/>
+      <w:r>
+        <w:rPr>
+          <w:b/>
+          <w:bCs/>
+        </w:rPr>
+        <w:t>un lock</w:t>
+      </w:r>
+      <w:proofErr w:type="gramEnd"/>
+      <w:r>
+        <w:rPr>
+          <w:b/>
+          <w:bCs/>
+        </w:rPr>
+        <w:t xml:space="preserve">, </w:t>
       </w:r>
       <w:proofErr w:type="spellStart"/>
       <w:r>
@@ -5381,7 +6069,23 @@
           <w:b/>
           <w:bCs/>
         </w:rPr>
-        <w:t xml:space="preserve">Where col 1 ) </w:t>
+        <w:t xml:space="preserve">Where col </w:t>
+      </w:r>
+      <w:proofErr w:type="gramStart"/>
+      <w:r>
+        <w:rPr>
+          <w:b/>
+          <w:bCs/>
+        </w:rPr>
+        <w:t>1 )</w:t>
+      </w:r>
+      <w:proofErr w:type="gramEnd"/>
+      <w:r>
+        <w:rPr>
+          <w:b/>
+          <w:bCs/>
+        </w:rPr>
+        <w:t xml:space="preserve"> </w:t>
       </w:r>
       <w:proofErr w:type="spellStart"/>
       <w:r>
@@ -5453,32 +6157,3640 @@
           <w:b/>
           <w:bCs/>
         </w:rPr>
-        <w:t xml:space="preserve">, in automatic , </w:t>
-      </w:r>
-    </w:p>
-    <w:p>
-      <w:pPr>
-        <w:rPr>
-          <w:b/>
-          <w:bCs/>
-        </w:rPr>
-      </w:pPr>
-    </w:p>
-    <w:p>
-      <w:pPr>
-        <w:rPr>
-          <w:b/>
-          <w:bCs/>
-        </w:rPr>
-      </w:pPr>
-    </w:p>
-    <w:p>
-      <w:pPr>
-        <w:rPr>
-          <w:b/>
-          <w:bCs/>
-        </w:rPr>
-      </w:pPr>
+        <w:t xml:space="preserve">, in </w:t>
+      </w:r>
+      <w:proofErr w:type="gramStart"/>
+      <w:r>
+        <w:rPr>
+          <w:b/>
+          <w:bCs/>
+        </w:rPr>
+        <w:t>automatic ,</w:t>
+      </w:r>
+      <w:proofErr w:type="gramEnd"/>
+      <w:r>
+        <w:rPr>
+          <w:b/>
+          <w:bCs/>
+        </w:rPr>
+        <w:t xml:space="preserve"> </w:t>
+      </w:r>
+    </w:p>
+    <w:p>
+      <w:pPr>
+        <w:rPr>
+          <w:b/>
+          <w:bCs/>
+        </w:rPr>
+      </w:pPr>
+    </w:p>
+    <w:p>
+      <w:pPr>
+        <w:rPr>
+          <w:b/>
+          <w:bCs/>
+        </w:rPr>
+      </w:pPr>
+    </w:p>
+    <w:p>
+      <w:pPr>
+        <w:rPr>
+          <w:b/>
+          <w:bCs/>
+        </w:rPr>
+      </w:pPr>
+      <w:r>
+        <w:rPr>
+          <w:b/>
+          <w:bCs/>
+        </w:rPr>
+        <w:t xml:space="preserve">Ripasso 15 </w:t>
+      </w:r>
+      <w:proofErr w:type="spellStart"/>
+      <w:r>
+        <w:rPr>
+          <w:b/>
+          <w:bCs/>
+        </w:rPr>
+        <w:t>ottrobre</w:t>
+      </w:r>
+      <w:proofErr w:type="spellEnd"/>
+      <w:r>
+        <w:rPr>
+          <w:b/>
+          <w:bCs/>
+        </w:rPr>
+        <w:t>:</w:t>
+      </w:r>
+    </w:p>
+    <w:p>
+      <w:pPr>
+        <w:rPr>
+          <w:b/>
+          <w:bCs/>
+        </w:rPr>
+      </w:pPr>
+      <w:r>
+        <w:rPr>
+          <w:b/>
+          <w:bCs/>
+        </w:rPr>
+        <w:t xml:space="preserve">Posso dare un </w:t>
+      </w:r>
+      <w:proofErr w:type="spellStart"/>
+      <w:r>
+        <w:rPr>
+          <w:b/>
+          <w:bCs/>
+        </w:rPr>
+        <w:t>nome</w:t>
+      </w:r>
+      <w:proofErr w:type="spellEnd"/>
+      <w:r>
+        <w:rPr>
+          <w:b/>
+          <w:bCs/>
+        </w:rPr>
+        <w:t xml:space="preserve"> a </w:t>
+      </w:r>
+      <w:proofErr w:type="spellStart"/>
+      <w:r>
+        <w:rPr>
+          <w:b/>
+          <w:bCs/>
+        </w:rPr>
+        <w:t>quella</w:t>
+      </w:r>
+      <w:proofErr w:type="spellEnd"/>
+      <w:r>
+        <w:rPr>
+          <w:b/>
+          <w:bCs/>
+        </w:rPr>
+        <w:t xml:space="preserve"> </w:t>
+      </w:r>
+      <w:proofErr w:type="spellStart"/>
+      <w:r>
+        <w:rPr>
+          <w:b/>
+          <w:bCs/>
+        </w:rPr>
+        <w:t>transazione</w:t>
+      </w:r>
+      <w:proofErr w:type="spellEnd"/>
+      <w:r>
+        <w:rPr>
+          <w:b/>
+          <w:bCs/>
+        </w:rPr>
+        <w:t xml:space="preserve">, e poi fare </w:t>
+      </w:r>
+      <w:proofErr w:type="gramStart"/>
+      <w:r>
+        <w:rPr>
+          <w:b/>
+          <w:bCs/>
+        </w:rPr>
+        <w:t>un roll</w:t>
+      </w:r>
+      <w:proofErr w:type="gramEnd"/>
+      <w:r>
+        <w:rPr>
+          <w:b/>
+          <w:bCs/>
+        </w:rPr>
+        <w:t xml:space="preserve"> back.</w:t>
+      </w:r>
+    </w:p>
+    <w:p>
+      <w:pPr>
+        <w:rPr>
+          <w:b/>
+          <w:bCs/>
+        </w:rPr>
+      </w:pPr>
+      <w:proofErr w:type="spellStart"/>
+      <w:r>
+        <w:rPr>
+          <w:b/>
+          <w:bCs/>
+        </w:rPr>
+        <w:t>Concorrenza</w:t>
+      </w:r>
+      <w:proofErr w:type="spellEnd"/>
+      <w:r>
+        <w:rPr>
+          <w:b/>
+          <w:bCs/>
+        </w:rPr>
+        <w:t xml:space="preserve">: </w:t>
+      </w:r>
+      <w:proofErr w:type="spellStart"/>
+      <w:r>
+        <w:rPr>
+          <w:b/>
+          <w:bCs/>
+        </w:rPr>
+        <w:t>tutto</w:t>
+      </w:r>
+      <w:proofErr w:type="spellEnd"/>
+      <w:r>
+        <w:rPr>
+          <w:b/>
+          <w:bCs/>
+        </w:rPr>
+        <w:t xml:space="preserve"> con il </w:t>
+      </w:r>
+      <w:proofErr w:type="spellStart"/>
+      <w:r>
+        <w:rPr>
+          <w:b/>
+          <w:bCs/>
+        </w:rPr>
+        <w:t>livello</w:t>
+      </w:r>
+      <w:proofErr w:type="spellEnd"/>
+      <w:r>
+        <w:rPr>
+          <w:b/>
+          <w:bCs/>
+        </w:rPr>
+        <w:t xml:space="preserve"> di, </w:t>
+      </w:r>
+      <w:proofErr w:type="spellStart"/>
+      <w:r>
+        <w:rPr>
+          <w:b/>
+          <w:bCs/>
+        </w:rPr>
+        <w:t>posso</w:t>
+      </w:r>
+      <w:proofErr w:type="spellEnd"/>
+      <w:r>
+        <w:rPr>
+          <w:b/>
+          <w:bCs/>
+        </w:rPr>
+        <w:t xml:space="preserve"> </w:t>
+      </w:r>
+      <w:proofErr w:type="spellStart"/>
+      <w:r>
+        <w:rPr>
+          <w:b/>
+          <w:bCs/>
+        </w:rPr>
+        <w:t>leggere</w:t>
+      </w:r>
+      <w:proofErr w:type="spellEnd"/>
+      <w:r>
+        <w:rPr>
+          <w:b/>
+          <w:bCs/>
+        </w:rPr>
+        <w:t xml:space="preserve"> </w:t>
+      </w:r>
+      <w:proofErr w:type="spellStart"/>
+      <w:r>
+        <w:rPr>
+          <w:b/>
+          <w:bCs/>
+        </w:rPr>
+        <w:t>slo</w:t>
+      </w:r>
+      <w:proofErr w:type="spellEnd"/>
+      <w:r>
+        <w:rPr>
+          <w:b/>
+          <w:bCs/>
+        </w:rPr>
+        <w:t xml:space="preserve"> quell oche è </w:t>
+      </w:r>
+      <w:proofErr w:type="spellStart"/>
+      <w:r>
+        <w:rPr>
+          <w:b/>
+          <w:bCs/>
+        </w:rPr>
+        <w:t>stato</w:t>
+      </w:r>
+      <w:proofErr w:type="spellEnd"/>
+      <w:r>
+        <w:rPr>
+          <w:b/>
+          <w:bCs/>
+        </w:rPr>
+        <w:t xml:space="preserve"> </w:t>
+      </w:r>
+      <w:proofErr w:type="spellStart"/>
+      <w:r>
+        <w:rPr>
+          <w:b/>
+          <w:bCs/>
+        </w:rPr>
+        <w:t>commitato</w:t>
+      </w:r>
+      <w:proofErr w:type="spellEnd"/>
+      <w:r>
+        <w:rPr>
+          <w:b/>
+          <w:bCs/>
+        </w:rPr>
+        <w:t>.</w:t>
+      </w:r>
+    </w:p>
+    <w:p>
+      <w:pPr>
+        <w:rPr>
+          <w:b/>
+          <w:bCs/>
+        </w:rPr>
+      </w:pPr>
+      <w:r>
+        <w:rPr>
+          <w:b/>
+          <w:bCs/>
+        </w:rPr>
+        <w:t xml:space="preserve">A </w:t>
+      </w:r>
+      <w:proofErr w:type="spellStart"/>
+      <w:r>
+        <w:rPr>
+          <w:b/>
+          <w:bCs/>
+        </w:rPr>
+        <w:t>seconda</w:t>
+      </w:r>
+      <w:proofErr w:type="spellEnd"/>
+      <w:r>
+        <w:rPr>
+          <w:b/>
+          <w:bCs/>
+        </w:rPr>
+        <w:t xml:space="preserve"> del </w:t>
+      </w:r>
+      <w:proofErr w:type="spellStart"/>
+      <w:r>
+        <w:rPr>
+          <w:b/>
+          <w:bCs/>
+        </w:rPr>
+        <w:t>livello</w:t>
+      </w:r>
+      <w:proofErr w:type="spellEnd"/>
+      <w:r>
+        <w:rPr>
+          <w:b/>
+          <w:bCs/>
+        </w:rPr>
+        <w:t xml:space="preserve"> di </w:t>
+      </w:r>
+      <w:proofErr w:type="spellStart"/>
+      <w:r>
+        <w:rPr>
+          <w:b/>
+          <w:bCs/>
+        </w:rPr>
+        <w:t>isolamento</w:t>
+      </w:r>
+      <w:proofErr w:type="spellEnd"/>
+      <w:r>
+        <w:rPr>
+          <w:b/>
+          <w:bCs/>
+        </w:rPr>
+        <w:t xml:space="preserve">, </w:t>
+      </w:r>
+      <w:proofErr w:type="spellStart"/>
+      <w:r>
+        <w:rPr>
+          <w:b/>
+          <w:bCs/>
+        </w:rPr>
+        <w:t>posso</w:t>
+      </w:r>
+      <w:proofErr w:type="spellEnd"/>
+      <w:r>
+        <w:rPr>
+          <w:b/>
+          <w:bCs/>
+        </w:rPr>
+        <w:t xml:space="preserve"> </w:t>
+      </w:r>
+      <w:proofErr w:type="spellStart"/>
+      <w:r>
+        <w:rPr>
+          <w:b/>
+          <w:bCs/>
+        </w:rPr>
+        <w:t>bypassare</w:t>
+      </w:r>
+      <w:proofErr w:type="spellEnd"/>
+      <w:r>
+        <w:rPr>
+          <w:b/>
+          <w:bCs/>
+        </w:rPr>
+        <w:t xml:space="preserve"> o no </w:t>
+      </w:r>
+      <w:proofErr w:type="gramStart"/>
+      <w:r>
+        <w:rPr>
+          <w:b/>
+          <w:bCs/>
+        </w:rPr>
+        <w:t>keyword(</w:t>
+      </w:r>
+      <w:proofErr w:type="spellStart"/>
+      <w:r>
+        <w:rPr>
+          <w:b/>
+          <w:bCs/>
+        </w:rPr>
+        <w:t>nolock</w:t>
+      </w:r>
+      <w:proofErr w:type="spellEnd"/>
+      <w:r>
+        <w:rPr>
+          <w:b/>
+          <w:bCs/>
+        </w:rPr>
+        <w:t xml:space="preserve"> )</w:t>
+      </w:r>
+      <w:proofErr w:type="gramEnd"/>
+      <w:r>
+        <w:rPr>
+          <w:b/>
+          <w:bCs/>
+        </w:rPr>
+        <w:t xml:space="preserve"> .</w:t>
+      </w:r>
+    </w:p>
+    <w:p>
+      <w:pPr>
+        <w:rPr>
+          <w:b/>
+          <w:bCs/>
+        </w:rPr>
+      </w:pPr>
+      <w:r>
+        <w:rPr>
+          <w:b/>
+          <w:bCs/>
+        </w:rPr>
+        <w:t xml:space="preserve">La </w:t>
+      </w:r>
+      <w:proofErr w:type="spellStart"/>
+      <w:r>
+        <w:rPr>
+          <w:b/>
+          <w:bCs/>
+        </w:rPr>
+        <w:t>transazione</w:t>
+      </w:r>
+      <w:proofErr w:type="spellEnd"/>
+      <w:r>
+        <w:rPr>
+          <w:b/>
+          <w:bCs/>
+        </w:rPr>
+        <w:t xml:space="preserve"> mi </w:t>
+      </w:r>
+      <w:proofErr w:type="spellStart"/>
+      <w:r>
+        <w:rPr>
+          <w:b/>
+          <w:bCs/>
+        </w:rPr>
+        <w:t>impedisce</w:t>
+      </w:r>
+      <w:proofErr w:type="spellEnd"/>
+      <w:r>
+        <w:rPr>
+          <w:b/>
+          <w:bCs/>
+        </w:rPr>
+        <w:t xml:space="preserve"> di </w:t>
+      </w:r>
+      <w:proofErr w:type="spellStart"/>
+      <w:r>
+        <w:rPr>
+          <w:b/>
+          <w:bCs/>
+        </w:rPr>
+        <w:t>accedere</w:t>
+      </w:r>
+      <w:proofErr w:type="spellEnd"/>
+      <w:r>
+        <w:rPr>
+          <w:b/>
+          <w:bCs/>
+        </w:rPr>
+        <w:t xml:space="preserve"> a </w:t>
+      </w:r>
+      <w:proofErr w:type="spellStart"/>
+      <w:r>
+        <w:rPr>
+          <w:b/>
+          <w:bCs/>
+        </w:rPr>
+        <w:t>quei</w:t>
+      </w:r>
+      <w:proofErr w:type="spellEnd"/>
+      <w:r>
+        <w:rPr>
+          <w:b/>
+          <w:bCs/>
+        </w:rPr>
+        <w:t xml:space="preserve"> </w:t>
+      </w:r>
+      <w:proofErr w:type="spellStart"/>
+      <w:r>
+        <w:rPr>
+          <w:b/>
+          <w:bCs/>
+        </w:rPr>
+        <w:t>dati</w:t>
+      </w:r>
+      <w:proofErr w:type="spellEnd"/>
+      <w:r>
+        <w:rPr>
+          <w:b/>
+          <w:bCs/>
+        </w:rPr>
+        <w:t>.</w:t>
+      </w:r>
+    </w:p>
+    <w:p>
+      <w:pPr>
+        <w:rPr>
+          <w:b/>
+          <w:bCs/>
+        </w:rPr>
+      </w:pPr>
+      <w:proofErr w:type="spellStart"/>
+      <w:r>
+        <w:rPr>
+          <w:b/>
+          <w:bCs/>
+        </w:rPr>
+        <w:t>Sapshot</w:t>
+      </w:r>
+      <w:proofErr w:type="spellEnd"/>
+      <w:r>
+        <w:rPr>
+          <w:b/>
+          <w:bCs/>
+        </w:rPr>
+        <w:t xml:space="preserve"> – serializable no </w:t>
+      </w:r>
+      <w:proofErr w:type="spellStart"/>
+      <w:r>
+        <w:rPr>
+          <w:b/>
+          <w:bCs/>
+        </w:rPr>
+        <w:t>lettura</w:t>
+      </w:r>
+      <w:proofErr w:type="spellEnd"/>
+      <w:r>
+        <w:rPr>
+          <w:b/>
+          <w:bCs/>
+        </w:rPr>
+        <w:t xml:space="preserve"> no </w:t>
+      </w:r>
+      <w:proofErr w:type="spellStart"/>
+      <w:r>
+        <w:rPr>
+          <w:b/>
+          <w:bCs/>
+        </w:rPr>
+        <w:t>scrittura</w:t>
+      </w:r>
+      <w:proofErr w:type="spellEnd"/>
+      <w:r>
+        <w:rPr>
+          <w:b/>
+          <w:bCs/>
+        </w:rPr>
+        <w:t>.</w:t>
+      </w:r>
+    </w:p>
+    <w:p>
+      <w:pPr>
+        <w:rPr>
+          <w:b/>
+          <w:bCs/>
+        </w:rPr>
+      </w:pPr>
+      <w:proofErr w:type="spellStart"/>
+      <w:r>
+        <w:rPr>
+          <w:b/>
+          <w:bCs/>
+        </w:rPr>
+        <w:t>Cercare</w:t>
+      </w:r>
+      <w:proofErr w:type="spellEnd"/>
+      <w:r>
+        <w:rPr>
+          <w:b/>
+          <w:bCs/>
+        </w:rPr>
+        <w:t xml:space="preserve"> I </w:t>
+      </w:r>
+      <w:proofErr w:type="spellStart"/>
+      <w:r>
+        <w:rPr>
+          <w:b/>
+          <w:bCs/>
+        </w:rPr>
+        <w:t>livelli</w:t>
+      </w:r>
+      <w:proofErr w:type="spellEnd"/>
+      <w:r>
+        <w:rPr>
+          <w:b/>
+          <w:bCs/>
+        </w:rPr>
+        <w:t xml:space="preserve"> di </w:t>
+      </w:r>
+      <w:proofErr w:type="spellStart"/>
+      <w:proofErr w:type="gramStart"/>
+      <w:r>
+        <w:rPr>
+          <w:b/>
+          <w:bCs/>
+        </w:rPr>
+        <w:t>isolamento</w:t>
+      </w:r>
+      <w:proofErr w:type="spellEnd"/>
+      <w:r>
+        <w:rPr>
+          <w:b/>
+          <w:bCs/>
+        </w:rPr>
+        <w:t xml:space="preserve"> :</w:t>
+      </w:r>
+      <w:proofErr w:type="gramEnd"/>
+    </w:p>
+    <w:p>
+      <w:pPr>
+        <w:rPr>
+          <w:b/>
+          <w:bCs/>
+        </w:rPr>
+      </w:pPr>
+      <w:r>
+        <w:rPr>
+          <w:b/>
+          <w:bCs/>
+        </w:rPr>
+        <w:t xml:space="preserve">Read </w:t>
+      </w:r>
+      <w:proofErr w:type="gramStart"/>
+      <w:r>
+        <w:rPr>
+          <w:b/>
+          <w:bCs/>
+        </w:rPr>
+        <w:t>committed  (</w:t>
+      </w:r>
+      <w:proofErr w:type="gramEnd"/>
+      <w:r>
+        <w:rPr>
+          <w:b/>
+          <w:bCs/>
+        </w:rPr>
+        <w:t xml:space="preserve">unlock – non </w:t>
+      </w:r>
+      <w:proofErr w:type="spellStart"/>
+      <w:r>
+        <w:rPr>
+          <w:b/>
+          <w:bCs/>
+        </w:rPr>
+        <w:t>usarlo</w:t>
+      </w:r>
+      <w:proofErr w:type="spellEnd"/>
+      <w:r>
+        <w:rPr>
+          <w:b/>
+          <w:bCs/>
+        </w:rPr>
+        <w:t>)</w:t>
+      </w:r>
+    </w:p>
+    <w:p>
+      <w:pPr>
+        <w:rPr>
+          <w:b/>
+          <w:bCs/>
+        </w:rPr>
+      </w:pPr>
+      <w:r>
+        <w:rPr>
+          <w:b/>
+          <w:bCs/>
+        </w:rPr>
+        <w:t xml:space="preserve">Read </w:t>
+      </w:r>
+      <w:proofErr w:type="spellStart"/>
+      <w:r>
+        <w:rPr>
+          <w:b/>
+          <w:bCs/>
+        </w:rPr>
+        <w:t>uncommited</w:t>
+      </w:r>
+      <w:proofErr w:type="spellEnd"/>
+      <w:r>
+        <w:rPr>
+          <w:b/>
+          <w:bCs/>
+        </w:rPr>
+        <w:t xml:space="preserve"> </w:t>
+      </w:r>
+    </w:p>
+    <w:p>
+      <w:pPr>
+        <w:rPr>
+          <w:b/>
+          <w:bCs/>
+        </w:rPr>
+      </w:pPr>
+    </w:p>
+    <w:p>
+      <w:pPr>
+        <w:pStyle w:val="ListParagraph"/>
+        <w:numPr>
+          <w:ilvl w:val="0"/>
+          <w:numId w:val="2"/>
+        </w:numPr>
+        <w:rPr>
+          <w:b/>
+          <w:bCs/>
+        </w:rPr>
+      </w:pPr>
+      <w:r>
+        <w:rPr>
+          <w:b/>
+          <w:bCs/>
+        </w:rPr>
+        <w:t xml:space="preserve">Qua </w:t>
+      </w:r>
+      <w:proofErr w:type="spellStart"/>
+      <w:r>
+        <w:rPr>
+          <w:b/>
+          <w:bCs/>
+        </w:rPr>
+        <w:t>creo</w:t>
+      </w:r>
+      <w:proofErr w:type="spellEnd"/>
+      <w:r>
+        <w:rPr>
+          <w:b/>
+          <w:bCs/>
+        </w:rPr>
+        <w:t xml:space="preserve"> </w:t>
+      </w:r>
+      <w:proofErr w:type="spellStart"/>
+      <w:r>
+        <w:rPr>
+          <w:b/>
+          <w:bCs/>
+        </w:rPr>
+        <w:t>una</w:t>
+      </w:r>
+      <w:proofErr w:type="spellEnd"/>
+      <w:r>
+        <w:rPr>
+          <w:b/>
+          <w:bCs/>
+        </w:rPr>
+        <w:t xml:space="preserve"> Colonna </w:t>
+      </w:r>
+      <w:proofErr w:type="spellStart"/>
+      <w:r>
+        <w:rPr>
+          <w:b/>
+          <w:bCs/>
+        </w:rPr>
+        <w:t>pieni</w:t>
+      </w:r>
+      <w:proofErr w:type="spellEnd"/>
+      <w:r>
+        <w:rPr>
+          <w:b/>
+          <w:bCs/>
+        </w:rPr>
+        <w:t xml:space="preserve"> di </w:t>
+      </w:r>
+      <w:proofErr w:type="gramStart"/>
+      <w:r>
+        <w:rPr>
+          <w:b/>
+          <w:bCs/>
+        </w:rPr>
+        <w:t>1 ,</w:t>
+      </w:r>
+      <w:proofErr w:type="gramEnd"/>
+      <w:r>
+        <w:rPr>
+          <w:b/>
+          <w:bCs/>
+        </w:rPr>
+        <w:t xml:space="preserve"> e li </w:t>
+      </w:r>
+      <w:proofErr w:type="spellStart"/>
+      <w:r>
+        <w:rPr>
+          <w:b/>
+          <w:bCs/>
+        </w:rPr>
+        <w:t>conta</w:t>
+      </w:r>
+      <w:proofErr w:type="spellEnd"/>
+      <w:r>
+        <w:rPr>
+          <w:b/>
+          <w:bCs/>
+        </w:rPr>
+        <w:t xml:space="preserve"> da </w:t>
+      </w:r>
+      <w:proofErr w:type="spellStart"/>
+      <w:r>
+        <w:rPr>
+          <w:b/>
+          <w:bCs/>
+        </w:rPr>
+        <w:t>lì</w:t>
+      </w:r>
+      <w:proofErr w:type="spellEnd"/>
+      <w:r>
+        <w:rPr>
+          <w:b/>
+          <w:bCs/>
+        </w:rPr>
+        <w:t xml:space="preserve">. </w:t>
+      </w:r>
+      <w:proofErr w:type="spellStart"/>
+      <w:r>
+        <w:rPr>
+          <w:b/>
+          <w:bCs/>
+        </w:rPr>
+        <w:t>Xk</w:t>
+      </w:r>
+      <w:proofErr w:type="spellEnd"/>
+      <w:r>
+        <w:rPr>
+          <w:b/>
+          <w:bCs/>
+        </w:rPr>
+        <w:t xml:space="preserve"> è </w:t>
+      </w:r>
+      <w:proofErr w:type="spellStart"/>
+      <w:r>
+        <w:rPr>
+          <w:b/>
+          <w:bCs/>
+        </w:rPr>
+        <w:t>una</w:t>
+      </w:r>
+      <w:proofErr w:type="spellEnd"/>
+      <w:r>
+        <w:rPr>
+          <w:b/>
+          <w:bCs/>
+        </w:rPr>
+        <w:t xml:space="preserve"> Colonna senza null</w:t>
+      </w:r>
+    </w:p>
+    <w:p>
+      <w:pPr>
+        <w:rPr>
+          <w:b/>
+          <w:bCs/>
+        </w:rPr>
+      </w:pPr>
+      <w:r>
+        <w:rPr>
+          <w:b/>
+          <w:bCs/>
+        </w:rPr>
+        <w:t xml:space="preserve">select </w:t>
+      </w:r>
+      <w:proofErr w:type="spellStart"/>
+      <w:proofErr w:type="gramStart"/>
+      <w:r>
+        <w:rPr>
+          <w:b/>
+          <w:bCs/>
+        </w:rPr>
+        <w:t>cognome</w:t>
+      </w:r>
+      <w:proofErr w:type="spellEnd"/>
+      <w:r>
+        <w:rPr>
+          <w:b/>
+          <w:bCs/>
+        </w:rPr>
+        <w:t xml:space="preserve"> ,</w:t>
+      </w:r>
+      <w:proofErr w:type="gramEnd"/>
+    </w:p>
+    <w:p>
+      <w:pPr>
+        <w:rPr>
+          <w:b/>
+          <w:bCs/>
+        </w:rPr>
+      </w:pPr>
+      <w:r>
+        <w:rPr>
+          <w:b/>
+          <w:bCs/>
+        </w:rPr>
+        <w:t>sum (eta) as somma,</w:t>
+      </w:r>
+    </w:p>
+    <w:p>
+      <w:pPr>
+        <w:rPr>
+          <w:b/>
+          <w:bCs/>
+        </w:rPr>
+      </w:pPr>
+      <w:r>
+        <w:rPr>
+          <w:b/>
+          <w:bCs/>
+        </w:rPr>
+        <w:t xml:space="preserve">count (1) as </w:t>
+      </w:r>
+      <w:proofErr w:type="spellStart"/>
+      <w:r>
+        <w:rPr>
+          <w:b/>
+          <w:bCs/>
+        </w:rPr>
+        <w:t>numerocognomi</w:t>
+      </w:r>
+      <w:proofErr w:type="spellEnd"/>
+    </w:p>
+    <w:p>
+      <w:pPr>
+        <w:rPr>
+          <w:b/>
+          <w:bCs/>
+        </w:rPr>
+      </w:pPr>
+      <w:r>
+        <w:rPr>
+          <w:b/>
+          <w:bCs/>
+        </w:rPr>
+        <w:t xml:space="preserve">from </w:t>
+      </w:r>
+      <w:proofErr w:type="spellStart"/>
+      <w:proofErr w:type="gramStart"/>
+      <w:r>
+        <w:rPr>
+          <w:b/>
+          <w:bCs/>
+        </w:rPr>
+        <w:t>lotr.Hobbits</w:t>
+      </w:r>
+      <w:proofErr w:type="spellEnd"/>
+      <w:proofErr w:type="gramEnd"/>
+    </w:p>
+    <w:p>
+      <w:pPr>
+        <w:rPr>
+          <w:b/>
+          <w:bCs/>
+        </w:rPr>
+      </w:pPr>
+      <w:r>
+        <w:rPr>
+          <w:b/>
+          <w:bCs/>
+        </w:rPr>
+        <w:t xml:space="preserve">group by </w:t>
+      </w:r>
+      <w:proofErr w:type="spellStart"/>
+      <w:r>
+        <w:rPr>
+          <w:b/>
+          <w:bCs/>
+        </w:rPr>
+        <w:t>cognome</w:t>
+      </w:r>
+      <w:proofErr w:type="spellEnd"/>
+    </w:p>
+    <w:p>
+      <w:pPr>
+        <w:rPr>
+          <w:b/>
+          <w:bCs/>
+        </w:rPr>
+      </w:pPr>
+      <w:r>
+        <w:rPr>
+          <w:b/>
+          <w:bCs/>
+        </w:rPr>
+        <w:t>;</w:t>
+      </w:r>
+    </w:p>
+    <w:p>
+      <w:pPr>
+        <w:rPr>
+          <w:b/>
+          <w:bCs/>
+        </w:rPr>
+      </w:pPr>
+    </w:p>
+    <w:p>
+      <w:pPr>
+        <w:rPr>
+          <w:b/>
+          <w:bCs/>
+        </w:rPr>
+      </w:pPr>
+    </w:p>
+    <w:p>
+      <w:pPr>
+        <w:pStyle w:val="ListParagraph"/>
+        <w:numPr>
+          <w:ilvl w:val="0"/>
+          <w:numId w:val="2"/>
+        </w:numPr>
+        <w:rPr>
+          <w:b/>
+          <w:bCs/>
+        </w:rPr>
+      </w:pPr>
+      <w:r>
+        <w:rPr>
+          <w:b/>
+          <w:bCs/>
+        </w:rPr>
+        <w:lastRenderedPageBreak/>
+        <w:t xml:space="preserve">Nei having sempre un </w:t>
+      </w:r>
+      <w:proofErr w:type="spellStart"/>
+      <w:r>
+        <w:rPr>
+          <w:b/>
+          <w:bCs/>
+        </w:rPr>
+        <w:t>risultato</w:t>
+      </w:r>
+      <w:proofErr w:type="spellEnd"/>
+      <w:r>
+        <w:rPr>
+          <w:b/>
+          <w:bCs/>
+        </w:rPr>
+        <w:t xml:space="preserve"> </w:t>
+      </w:r>
+      <w:proofErr w:type="spellStart"/>
+      <w:r>
+        <w:rPr>
+          <w:b/>
+          <w:bCs/>
+        </w:rPr>
+        <w:t>dei</w:t>
+      </w:r>
+      <w:proofErr w:type="spellEnd"/>
+      <w:r>
+        <w:rPr>
+          <w:b/>
+          <w:bCs/>
+        </w:rPr>
+        <w:t xml:space="preserve"> </w:t>
+      </w:r>
+      <w:proofErr w:type="spellStart"/>
+      <w:proofErr w:type="gramStart"/>
+      <w:r>
+        <w:rPr>
+          <w:b/>
+          <w:bCs/>
+        </w:rPr>
+        <w:t>raggrupamenti</w:t>
+      </w:r>
+      <w:proofErr w:type="spellEnd"/>
+      <w:r>
+        <w:rPr>
+          <w:b/>
+          <w:bCs/>
+        </w:rPr>
+        <w:t xml:space="preserve"> ,</w:t>
+      </w:r>
+      <w:proofErr w:type="gramEnd"/>
+      <w:r>
+        <w:rPr>
+          <w:b/>
+          <w:bCs/>
+        </w:rPr>
+        <w:t xml:space="preserve"> le </w:t>
+      </w:r>
+      <w:proofErr w:type="spellStart"/>
+      <w:r>
+        <w:rPr>
+          <w:b/>
+          <w:bCs/>
+        </w:rPr>
+        <w:t>funzioni</w:t>
+      </w:r>
+      <w:proofErr w:type="spellEnd"/>
+      <w:r>
+        <w:rPr>
+          <w:b/>
+          <w:bCs/>
+        </w:rPr>
+        <w:t xml:space="preserve"> di </w:t>
+      </w:r>
+      <w:proofErr w:type="spellStart"/>
+      <w:r>
+        <w:rPr>
+          <w:b/>
+          <w:bCs/>
+        </w:rPr>
+        <w:t>ragrupamento</w:t>
+      </w:r>
+      <w:proofErr w:type="spellEnd"/>
+      <w:r>
+        <w:rPr>
+          <w:b/>
+          <w:bCs/>
+        </w:rPr>
+        <w:t xml:space="preserve"> qua</w:t>
+      </w:r>
+    </w:p>
+    <w:p>
+      <w:pPr>
+        <w:pStyle w:val="ListParagraph"/>
+        <w:numPr>
+          <w:ilvl w:val="0"/>
+          <w:numId w:val="2"/>
+        </w:numPr>
+        <w:rPr>
+          <w:b/>
+          <w:bCs/>
+        </w:rPr>
+      </w:pPr>
+      <w:r>
+        <w:rPr>
+          <w:b/>
+          <w:bCs/>
+        </w:rPr>
+        <w:t xml:space="preserve">Posso fare solo un order by solo se </w:t>
+      </w:r>
+      <w:proofErr w:type="spellStart"/>
+      <w:r>
+        <w:rPr>
+          <w:b/>
+          <w:bCs/>
+        </w:rPr>
+        <w:t>coincidono</w:t>
+      </w:r>
+      <w:proofErr w:type="spellEnd"/>
+      <w:r>
+        <w:rPr>
+          <w:b/>
+          <w:bCs/>
+        </w:rPr>
+        <w:t xml:space="preserve"> </w:t>
+      </w:r>
+      <w:proofErr w:type="spellStart"/>
+      <w:r>
+        <w:rPr>
+          <w:b/>
+          <w:bCs/>
+        </w:rPr>
+        <w:t>nel</w:t>
+      </w:r>
+      <w:proofErr w:type="spellEnd"/>
+      <w:r>
+        <w:rPr>
+          <w:b/>
+          <w:bCs/>
+        </w:rPr>
+        <w:t xml:space="preserve"> group by</w:t>
+      </w:r>
+    </w:p>
+    <w:p>
+      <w:pPr>
+        <w:pStyle w:val="ListParagraph"/>
+        <w:numPr>
+          <w:ilvl w:val="0"/>
+          <w:numId w:val="2"/>
+        </w:numPr>
+        <w:rPr>
+          <w:b/>
+          <w:bCs/>
+        </w:rPr>
+      </w:pPr>
+      <w:r>
+        <w:rPr>
+          <w:b/>
+          <w:bCs/>
+        </w:rPr>
+        <w:t xml:space="preserve">Tutto </w:t>
+      </w:r>
+      <w:proofErr w:type="spellStart"/>
+      <w:r>
+        <w:rPr>
+          <w:b/>
+          <w:bCs/>
+        </w:rPr>
+        <w:t>cio</w:t>
+      </w:r>
+      <w:proofErr w:type="spellEnd"/>
+      <w:r>
+        <w:rPr>
+          <w:b/>
+          <w:bCs/>
+        </w:rPr>
+        <w:t xml:space="preserve"> </w:t>
+      </w:r>
+      <w:proofErr w:type="spellStart"/>
+      <w:r>
+        <w:rPr>
+          <w:b/>
+          <w:bCs/>
+        </w:rPr>
+        <w:t>nel</w:t>
+      </w:r>
+      <w:proofErr w:type="spellEnd"/>
+      <w:r>
+        <w:rPr>
+          <w:b/>
+          <w:bCs/>
+        </w:rPr>
+        <w:t xml:space="preserve"> select </w:t>
+      </w:r>
+      <w:proofErr w:type="spellStart"/>
+      <w:r>
+        <w:rPr>
+          <w:b/>
+          <w:bCs/>
+        </w:rPr>
+        <w:t>va</w:t>
+      </w:r>
+      <w:proofErr w:type="spellEnd"/>
+      <w:r>
+        <w:rPr>
+          <w:b/>
+          <w:bCs/>
+        </w:rPr>
+        <w:t xml:space="preserve"> </w:t>
+      </w:r>
+      <w:proofErr w:type="spellStart"/>
+      <w:r>
+        <w:rPr>
+          <w:b/>
+          <w:bCs/>
+        </w:rPr>
+        <w:t>nel</w:t>
+      </w:r>
+      <w:proofErr w:type="spellEnd"/>
+      <w:r>
+        <w:rPr>
+          <w:b/>
+          <w:bCs/>
+        </w:rPr>
+        <w:t xml:space="preserve"> group by</w:t>
+      </w:r>
+    </w:p>
+    <w:p>
+      <w:pPr>
+        <w:pStyle w:val="ListParagraph"/>
+        <w:rPr>
+          <w:b/>
+          <w:bCs/>
+        </w:rPr>
+      </w:pPr>
+    </w:p>
+    <w:p>
+      <w:pPr>
+        <w:rPr>
+          <w:b/>
+          <w:bCs/>
+        </w:rPr>
+      </w:pPr>
+      <w:proofErr w:type="spellStart"/>
+      <w:r>
+        <w:rPr>
+          <w:b/>
+          <w:bCs/>
+        </w:rPr>
+        <w:t>Vhiave</w:t>
+      </w:r>
+      <w:proofErr w:type="spellEnd"/>
+      <w:r>
+        <w:rPr>
+          <w:b/>
+          <w:bCs/>
+        </w:rPr>
+        <w:t xml:space="preserve"> </w:t>
+      </w:r>
+      <w:proofErr w:type="spellStart"/>
+      <w:r>
+        <w:rPr>
+          <w:b/>
+          <w:bCs/>
+        </w:rPr>
+        <w:t>primare</w:t>
+      </w:r>
+      <w:proofErr w:type="spellEnd"/>
+      <w:r>
+        <w:rPr>
+          <w:b/>
+          <w:bCs/>
+        </w:rPr>
+        <w:t xml:space="preserve"> è </w:t>
+      </w:r>
+      <w:proofErr w:type="spellStart"/>
+      <w:r>
+        <w:rPr>
+          <w:b/>
+          <w:bCs/>
+        </w:rPr>
+        <w:t>una</w:t>
+      </w:r>
+      <w:proofErr w:type="spellEnd"/>
+      <w:r>
+        <w:rPr>
+          <w:b/>
+          <w:bCs/>
+        </w:rPr>
+        <w:t xml:space="preserve"> o piu </w:t>
+      </w:r>
+      <w:proofErr w:type="spellStart"/>
+      <w:r>
+        <w:rPr>
+          <w:b/>
+          <w:bCs/>
+        </w:rPr>
+        <w:t>colone</w:t>
+      </w:r>
+      <w:proofErr w:type="spellEnd"/>
+      <w:r>
+        <w:rPr>
+          <w:b/>
+          <w:bCs/>
+        </w:rPr>
+        <w:t xml:space="preserve"> </w:t>
+      </w:r>
+      <w:proofErr w:type="spellStart"/>
+      <w:r>
+        <w:rPr>
+          <w:b/>
+          <w:bCs/>
+        </w:rPr>
+        <w:t>che</w:t>
+      </w:r>
+      <w:proofErr w:type="spellEnd"/>
+      <w:r>
+        <w:rPr>
+          <w:b/>
+          <w:bCs/>
+        </w:rPr>
+        <w:t xml:space="preserve"> </w:t>
+      </w:r>
+      <w:proofErr w:type="spellStart"/>
+      <w:r>
+        <w:rPr>
+          <w:b/>
+          <w:bCs/>
+        </w:rPr>
+        <w:t>identificano</w:t>
+      </w:r>
+      <w:proofErr w:type="spellEnd"/>
+      <w:r>
+        <w:rPr>
+          <w:b/>
+          <w:bCs/>
+        </w:rPr>
+        <w:t xml:space="preserve"> un record </w:t>
+      </w:r>
+      <w:proofErr w:type="spellStart"/>
+      <w:r>
+        <w:rPr>
+          <w:b/>
+          <w:bCs/>
+        </w:rPr>
+        <w:t>nella</w:t>
+      </w:r>
+      <w:proofErr w:type="spellEnd"/>
+      <w:r>
+        <w:rPr>
+          <w:b/>
+          <w:bCs/>
+        </w:rPr>
+        <w:t xml:space="preserve"> </w:t>
+      </w:r>
+      <w:proofErr w:type="spellStart"/>
+      <w:proofErr w:type="gramStart"/>
+      <w:r>
+        <w:rPr>
+          <w:b/>
+          <w:bCs/>
+        </w:rPr>
+        <w:t>tabella</w:t>
+      </w:r>
+      <w:proofErr w:type="spellEnd"/>
+      <w:r>
+        <w:rPr>
+          <w:b/>
+          <w:bCs/>
+        </w:rPr>
+        <w:t xml:space="preserve"> .</w:t>
+      </w:r>
+      <w:proofErr w:type="gramEnd"/>
+      <w:r>
+        <w:rPr>
+          <w:b/>
+          <w:bCs/>
+        </w:rPr>
+        <w:t xml:space="preserve"> </w:t>
+      </w:r>
+    </w:p>
+    <w:p>
+      <w:pPr>
+        <w:rPr>
+          <w:b/>
+          <w:bCs/>
+        </w:rPr>
+      </w:pPr>
+      <w:proofErr w:type="spellStart"/>
+      <w:r>
+        <w:rPr>
+          <w:b/>
+          <w:bCs/>
+        </w:rPr>
+        <w:t>Chiave</w:t>
+      </w:r>
+      <w:proofErr w:type="spellEnd"/>
+      <w:r>
+        <w:rPr>
+          <w:b/>
+          <w:bCs/>
+        </w:rPr>
+        <w:t xml:space="preserve"> </w:t>
+      </w:r>
+      <w:proofErr w:type="gramStart"/>
+      <w:r>
+        <w:rPr>
+          <w:b/>
+          <w:bCs/>
+        </w:rPr>
+        <w:t>surrogate ,</w:t>
+      </w:r>
+      <w:proofErr w:type="gramEnd"/>
+      <w:r>
+        <w:rPr>
+          <w:b/>
+          <w:bCs/>
+        </w:rPr>
+        <w:t xml:space="preserve"> </w:t>
+      </w:r>
+      <w:proofErr w:type="spellStart"/>
+      <w:r>
+        <w:rPr>
+          <w:b/>
+          <w:bCs/>
+        </w:rPr>
+        <w:t>una</w:t>
+      </w:r>
+      <w:proofErr w:type="spellEnd"/>
+      <w:r>
+        <w:rPr>
+          <w:b/>
+          <w:bCs/>
+        </w:rPr>
+        <w:t xml:space="preserve"> Colonna </w:t>
+      </w:r>
+      <w:proofErr w:type="spellStart"/>
+      <w:r>
+        <w:rPr>
+          <w:b/>
+          <w:bCs/>
+        </w:rPr>
+        <w:t>che</w:t>
+      </w:r>
+      <w:proofErr w:type="spellEnd"/>
+      <w:r>
+        <w:rPr>
+          <w:b/>
+          <w:bCs/>
+        </w:rPr>
+        <w:t xml:space="preserve"> fa </w:t>
+      </w:r>
+      <w:proofErr w:type="spellStart"/>
+      <w:r>
+        <w:rPr>
+          <w:b/>
+          <w:bCs/>
+        </w:rPr>
+        <w:t>diventare</w:t>
+      </w:r>
+      <w:proofErr w:type="spellEnd"/>
+      <w:r>
+        <w:rPr>
+          <w:b/>
+          <w:bCs/>
+        </w:rPr>
+        <w:t xml:space="preserve"> </w:t>
+      </w:r>
+      <w:proofErr w:type="spellStart"/>
+      <w:r>
+        <w:rPr>
+          <w:b/>
+          <w:bCs/>
+        </w:rPr>
+        <w:t>una</w:t>
+      </w:r>
+      <w:proofErr w:type="spellEnd"/>
+      <w:r>
+        <w:rPr>
+          <w:b/>
+          <w:bCs/>
+        </w:rPr>
+        <w:t xml:space="preserve"> </w:t>
+      </w:r>
+      <w:proofErr w:type="spellStart"/>
+      <w:r>
+        <w:rPr>
+          <w:b/>
+          <w:bCs/>
+        </w:rPr>
+        <w:t>tabella</w:t>
+      </w:r>
+      <w:proofErr w:type="spellEnd"/>
+      <w:r>
+        <w:rPr>
+          <w:b/>
+          <w:bCs/>
+        </w:rPr>
+        <w:t xml:space="preserve"> con </w:t>
+      </w:r>
+      <w:proofErr w:type="spellStart"/>
+      <w:r>
+        <w:rPr>
+          <w:b/>
+          <w:bCs/>
+        </w:rPr>
+        <w:t>chiavi</w:t>
+      </w:r>
+      <w:proofErr w:type="spellEnd"/>
+      <w:r>
+        <w:rPr>
+          <w:b/>
+          <w:bCs/>
+        </w:rPr>
+        <w:t xml:space="preserve"> primary, </w:t>
+      </w:r>
+      <w:proofErr w:type="spellStart"/>
+      <w:r>
+        <w:rPr>
+          <w:b/>
+          <w:bCs/>
+        </w:rPr>
+        <w:t>creo</w:t>
+      </w:r>
+      <w:proofErr w:type="spellEnd"/>
+      <w:r>
+        <w:rPr>
+          <w:b/>
+          <w:bCs/>
+        </w:rPr>
+        <w:t xml:space="preserve"> la Colonna a </w:t>
+      </w:r>
+      <w:proofErr w:type="spellStart"/>
+      <w:r>
+        <w:rPr>
+          <w:b/>
+          <w:bCs/>
+        </w:rPr>
+        <w:t>posta</w:t>
+      </w:r>
+      <w:proofErr w:type="spellEnd"/>
+      <w:r>
+        <w:rPr>
+          <w:b/>
+          <w:bCs/>
+        </w:rPr>
+        <w:t xml:space="preserve"> per </w:t>
+      </w:r>
+      <w:proofErr w:type="spellStart"/>
+      <w:r>
+        <w:rPr>
+          <w:b/>
+          <w:bCs/>
+        </w:rPr>
+        <w:t>farla</w:t>
+      </w:r>
+      <w:proofErr w:type="spellEnd"/>
+      <w:r>
+        <w:rPr>
+          <w:b/>
+          <w:bCs/>
+        </w:rPr>
+        <w:t xml:space="preserve"> </w:t>
+      </w:r>
+      <w:proofErr w:type="spellStart"/>
+      <w:r>
+        <w:rPr>
+          <w:b/>
+          <w:bCs/>
+        </w:rPr>
+        <w:t>diventire</w:t>
+      </w:r>
+      <w:proofErr w:type="spellEnd"/>
+      <w:r>
+        <w:rPr>
+          <w:b/>
+          <w:bCs/>
+        </w:rPr>
+        <w:t xml:space="preserve"> </w:t>
+      </w:r>
+      <w:proofErr w:type="spellStart"/>
+      <w:r>
+        <w:rPr>
+          <w:b/>
+          <w:bCs/>
+        </w:rPr>
+        <w:t>chiave</w:t>
+      </w:r>
+      <w:proofErr w:type="spellEnd"/>
+      <w:r>
+        <w:rPr>
+          <w:b/>
+          <w:bCs/>
+        </w:rPr>
+        <w:t>.</w:t>
+      </w:r>
+    </w:p>
+    <w:p>
+      <w:pPr>
+        <w:rPr>
+          <w:b/>
+          <w:bCs/>
+        </w:rPr>
+      </w:pPr>
+    </w:p>
+    <w:p>
+      <w:pPr>
+        <w:rPr>
+          <w:b/>
+          <w:bCs/>
+        </w:rPr>
+      </w:pPr>
+      <w:proofErr w:type="spellStart"/>
+      <w:r>
+        <w:rPr>
+          <w:b/>
+          <w:bCs/>
+        </w:rPr>
+        <w:t>Studiare</w:t>
+      </w:r>
+      <w:proofErr w:type="spellEnd"/>
+      <w:r>
+        <w:rPr>
+          <w:b/>
+          <w:bCs/>
+        </w:rPr>
+        <w:t xml:space="preserve"> tutti I tipi di join, </w:t>
+      </w:r>
+      <w:proofErr w:type="spellStart"/>
+      <w:r>
+        <w:rPr>
+          <w:b/>
+          <w:bCs/>
+        </w:rPr>
+        <w:t>inclusa</w:t>
+      </w:r>
+      <w:proofErr w:type="spellEnd"/>
+      <w:r>
+        <w:rPr>
+          <w:b/>
+          <w:bCs/>
+        </w:rPr>
+        <w:t xml:space="preserve"> la cross join</w:t>
+      </w:r>
+    </w:p>
+    <w:p>
+      <w:pPr>
+        <w:rPr>
+          <w:b/>
+          <w:bCs/>
+        </w:rPr>
+      </w:pPr>
+    </w:p>
+    <w:p>
+      <w:pPr>
+        <w:rPr>
+          <w:b/>
+          <w:bCs/>
+        </w:rPr>
+      </w:pPr>
+      <w:r>
+        <w:rPr>
+          <w:b/>
+          <w:bCs/>
+        </w:rPr>
+        <w:t xml:space="preserve">16 </w:t>
+      </w:r>
+      <w:proofErr w:type="spellStart"/>
+      <w:r>
+        <w:rPr>
+          <w:b/>
+          <w:bCs/>
+        </w:rPr>
+        <w:t>ottobre</w:t>
+      </w:r>
+      <w:proofErr w:type="spellEnd"/>
+      <w:r>
+        <w:rPr>
+          <w:b/>
+          <w:bCs/>
+        </w:rPr>
+        <w:t>:</w:t>
+      </w:r>
+      <w:r>
+        <w:rPr>
+          <w:b/>
+          <w:bCs/>
+        </w:rPr>
+        <w:t xml:space="preserve"> read </w:t>
+      </w:r>
+      <w:proofErr w:type="spellStart"/>
+      <w:r>
+        <w:rPr>
+          <w:b/>
+          <w:bCs/>
+        </w:rPr>
+        <w:t>commited</w:t>
+      </w:r>
+      <w:proofErr w:type="spellEnd"/>
+    </w:p>
+    <w:p>
+      <w:pPr>
+        <w:rPr>
+          <w:b/>
+          <w:bCs/>
+        </w:rPr>
+      </w:pPr>
+      <w:r>
+        <w:rPr>
+          <w:b/>
+          <w:bCs/>
+        </w:rPr>
+        <w:t xml:space="preserve">Livelli di </w:t>
+      </w:r>
+      <w:proofErr w:type="spellStart"/>
+      <w:r>
+        <w:rPr>
+          <w:b/>
+          <w:bCs/>
+        </w:rPr>
+        <w:t>isolamento</w:t>
+      </w:r>
+      <w:proofErr w:type="spellEnd"/>
+      <w:r>
+        <w:rPr>
+          <w:b/>
+          <w:bCs/>
+        </w:rPr>
+        <w:t>,</w:t>
+      </w:r>
+    </w:p>
+    <w:p>
+      <w:pPr>
+        <w:rPr>
+          <w:b/>
+          <w:bCs/>
+        </w:rPr>
+      </w:pPr>
+      <w:r>
+        <w:rPr>
+          <w:b/>
+          <w:bCs/>
+        </w:rPr>
+        <w:t>1</w:t>
+      </w:r>
+      <w:proofErr w:type="gramStart"/>
+      <w:r>
+        <w:rPr>
+          <w:b/>
+          <w:bCs/>
+        </w:rPr>
+        <w:t xml:space="preserve">)  </w:t>
+      </w:r>
+      <w:r>
+        <w:rPr>
+          <w:b/>
+          <w:bCs/>
+        </w:rPr>
+        <w:t>Snapshot</w:t>
+      </w:r>
+      <w:proofErr w:type="gramEnd"/>
+      <w:r>
+        <w:rPr>
+          <w:b/>
+          <w:bCs/>
+        </w:rPr>
+        <w:t>:</w:t>
+      </w:r>
+    </w:p>
+    <w:p>
+      <w:pPr>
+        <w:rPr>
+          <w:b/>
+          <w:bCs/>
+        </w:rPr>
+      </w:pPr>
+      <w:r>
+        <w:rPr>
+          <w:b/>
+          <w:bCs/>
+        </w:rPr>
+        <w:t xml:space="preserve"> se ci </w:t>
+      </w:r>
+      <w:proofErr w:type="spellStart"/>
+      <w:r>
+        <w:rPr>
+          <w:b/>
+          <w:bCs/>
+        </w:rPr>
+        <w:t>sono</w:t>
+      </w:r>
+      <w:proofErr w:type="spellEnd"/>
+      <w:r>
+        <w:rPr>
+          <w:b/>
+          <w:bCs/>
+        </w:rPr>
+        <w:t xml:space="preserve"> due utenti uno </w:t>
+      </w:r>
+      <w:proofErr w:type="spellStart"/>
+      <w:r>
+        <w:rPr>
+          <w:b/>
+          <w:bCs/>
+        </w:rPr>
+        <w:t>blocca</w:t>
+      </w:r>
+      <w:proofErr w:type="spellEnd"/>
+      <w:r>
+        <w:rPr>
+          <w:b/>
+          <w:bCs/>
+        </w:rPr>
+        <w:t xml:space="preserve"> le </w:t>
+      </w:r>
+      <w:proofErr w:type="spellStart"/>
+      <w:r>
+        <w:rPr>
+          <w:b/>
+          <w:bCs/>
+        </w:rPr>
+        <w:t>biglie</w:t>
+      </w:r>
+      <w:proofErr w:type="spellEnd"/>
+      <w:r>
+        <w:rPr>
+          <w:b/>
+          <w:bCs/>
+        </w:rPr>
+        <w:t xml:space="preserve">, la </w:t>
+      </w:r>
+      <w:proofErr w:type="spellStart"/>
+      <w:r>
+        <w:rPr>
+          <w:b/>
+          <w:bCs/>
+        </w:rPr>
+        <w:t>tabella</w:t>
+      </w:r>
+      <w:proofErr w:type="spellEnd"/>
+      <w:r>
+        <w:rPr>
+          <w:b/>
+          <w:bCs/>
+        </w:rPr>
+        <w:t xml:space="preserve"> </w:t>
+      </w:r>
+      <w:proofErr w:type="spellStart"/>
+      <w:r>
+        <w:rPr>
+          <w:b/>
+          <w:bCs/>
+        </w:rPr>
+        <w:t>fotografata</w:t>
+      </w:r>
+      <w:proofErr w:type="spellEnd"/>
+      <w:r>
+        <w:rPr>
+          <w:b/>
+          <w:bCs/>
+        </w:rPr>
+        <w:t xml:space="preserve"> prima del lock e </w:t>
+      </w:r>
+      <w:proofErr w:type="spellStart"/>
+      <w:r>
+        <w:rPr>
+          <w:b/>
+          <w:bCs/>
+        </w:rPr>
+        <w:t>utente</w:t>
+      </w:r>
+      <w:proofErr w:type="spellEnd"/>
+      <w:r>
+        <w:rPr>
+          <w:b/>
+          <w:bCs/>
+        </w:rPr>
+        <w:t xml:space="preserve"> se non </w:t>
+      </w:r>
+      <w:proofErr w:type="spellStart"/>
+      <w:r>
+        <w:rPr>
+          <w:b/>
+          <w:bCs/>
+        </w:rPr>
+        <w:t>c’e</w:t>
+      </w:r>
+      <w:proofErr w:type="spellEnd"/>
+      <w:r>
+        <w:rPr>
+          <w:b/>
+          <w:bCs/>
+        </w:rPr>
+        <w:t xml:space="preserve"> </w:t>
+      </w:r>
+      <w:proofErr w:type="gramStart"/>
+      <w:r>
+        <w:rPr>
+          <w:b/>
+          <w:bCs/>
+        </w:rPr>
+        <w:t>un committed</w:t>
+      </w:r>
+      <w:proofErr w:type="gramEnd"/>
+      <w:r>
+        <w:rPr>
+          <w:b/>
+          <w:bCs/>
+        </w:rPr>
+        <w:t xml:space="preserve"> </w:t>
+      </w:r>
+      <w:proofErr w:type="spellStart"/>
+      <w:r>
+        <w:rPr>
+          <w:b/>
+          <w:bCs/>
+        </w:rPr>
+        <w:t>puo</w:t>
+      </w:r>
+      <w:proofErr w:type="spellEnd"/>
+      <w:r>
+        <w:rPr>
+          <w:b/>
+          <w:bCs/>
+        </w:rPr>
+        <w:t xml:space="preserve"> Vedere, </w:t>
+      </w:r>
+      <w:proofErr w:type="spellStart"/>
+      <w:r>
+        <w:rPr>
+          <w:b/>
+          <w:bCs/>
+        </w:rPr>
+        <w:t>vede</w:t>
+      </w:r>
+      <w:proofErr w:type="spellEnd"/>
+      <w:r>
+        <w:rPr>
+          <w:b/>
+          <w:bCs/>
+        </w:rPr>
+        <w:t xml:space="preserve"> il temp db.</w:t>
+      </w:r>
+    </w:p>
+    <w:p>
+      <w:pPr>
+        <w:rPr>
+          <w:b/>
+          <w:bCs/>
+        </w:rPr>
+      </w:pPr>
+      <w:r>
+        <w:rPr>
+          <w:b/>
+          <w:bCs/>
+        </w:rPr>
+        <w:t xml:space="preserve">2) </w:t>
+      </w:r>
+      <w:r>
+        <w:rPr>
+          <w:b/>
+          <w:bCs/>
+        </w:rPr>
+        <w:t xml:space="preserve"> </w:t>
+      </w:r>
+      <w:r>
+        <w:rPr>
+          <w:b/>
+          <w:bCs/>
+        </w:rPr>
+        <w:t>R</w:t>
+      </w:r>
+      <w:r>
+        <w:rPr>
+          <w:b/>
+          <w:bCs/>
+        </w:rPr>
+        <w:t xml:space="preserve">ead </w:t>
+      </w:r>
+      <w:proofErr w:type="spellStart"/>
+      <w:r>
+        <w:rPr>
+          <w:b/>
+          <w:bCs/>
+        </w:rPr>
+        <w:t>uncommited</w:t>
+      </w:r>
+      <w:proofErr w:type="spellEnd"/>
+      <w:r>
+        <w:rPr>
+          <w:b/>
+          <w:bCs/>
+        </w:rPr>
+        <w:t xml:space="preserve">: u1 fa </w:t>
+      </w:r>
+      <w:proofErr w:type="spellStart"/>
+      <w:r>
+        <w:rPr>
+          <w:b/>
+          <w:bCs/>
+        </w:rPr>
+        <w:t>transazione</w:t>
+      </w:r>
+      <w:proofErr w:type="spellEnd"/>
+      <w:r>
+        <w:rPr>
+          <w:b/>
+          <w:bCs/>
+        </w:rPr>
+        <w:t xml:space="preserve">, cambia </w:t>
+      </w:r>
+      <w:proofErr w:type="spellStart"/>
+      <w:r>
+        <w:rPr>
+          <w:b/>
+          <w:bCs/>
+        </w:rPr>
+        <w:t>una</w:t>
+      </w:r>
+      <w:proofErr w:type="spellEnd"/>
+      <w:r>
+        <w:rPr>
+          <w:b/>
+          <w:bCs/>
+        </w:rPr>
+        <w:t xml:space="preserve"> </w:t>
+      </w:r>
+      <w:proofErr w:type="spellStart"/>
+      <w:r>
+        <w:rPr>
+          <w:b/>
+          <w:bCs/>
+        </w:rPr>
+        <w:t>riga</w:t>
+      </w:r>
+      <w:proofErr w:type="spellEnd"/>
+      <w:r>
+        <w:rPr>
+          <w:b/>
+          <w:bCs/>
+        </w:rPr>
+        <w:t xml:space="preserve">, </w:t>
+      </w:r>
+      <w:proofErr w:type="spellStart"/>
+      <w:r>
+        <w:rPr>
+          <w:b/>
+          <w:bCs/>
+        </w:rPr>
+        <w:t>utente</w:t>
+      </w:r>
+      <w:proofErr w:type="spellEnd"/>
+      <w:r>
+        <w:rPr>
+          <w:b/>
+          <w:bCs/>
+        </w:rPr>
+        <w:t xml:space="preserve"> </w:t>
+      </w:r>
+      <w:proofErr w:type="gramStart"/>
+      <w:r>
+        <w:rPr>
+          <w:b/>
+          <w:bCs/>
+        </w:rPr>
+        <w:t xml:space="preserve">2  </w:t>
+      </w:r>
+      <w:proofErr w:type="spellStart"/>
+      <w:r>
+        <w:rPr>
+          <w:b/>
+          <w:bCs/>
+        </w:rPr>
+        <w:t>puo</w:t>
+      </w:r>
+      <w:proofErr w:type="spellEnd"/>
+      <w:proofErr w:type="gramEnd"/>
+      <w:r>
+        <w:rPr>
+          <w:b/>
+          <w:bCs/>
+        </w:rPr>
+        <w:t xml:space="preserve"> Vedere ci oche non è </w:t>
+      </w:r>
+      <w:proofErr w:type="spellStart"/>
+      <w:r>
+        <w:rPr>
+          <w:b/>
+          <w:bCs/>
+        </w:rPr>
+        <w:t>uncommited</w:t>
+      </w:r>
+      <w:proofErr w:type="spellEnd"/>
+      <w:r>
+        <w:rPr>
+          <w:b/>
+          <w:bCs/>
+        </w:rPr>
+        <w:t xml:space="preserve">, </w:t>
+      </w:r>
+      <w:proofErr w:type="spellStart"/>
+      <w:r>
+        <w:rPr>
+          <w:b/>
+          <w:bCs/>
+        </w:rPr>
+        <w:t>puo</w:t>
+      </w:r>
+      <w:proofErr w:type="spellEnd"/>
+      <w:r>
+        <w:rPr>
+          <w:b/>
+          <w:bCs/>
+        </w:rPr>
+        <w:t xml:space="preserve"> Vedere </w:t>
+      </w:r>
+      <w:proofErr w:type="spellStart"/>
+      <w:r>
+        <w:rPr>
+          <w:b/>
+          <w:bCs/>
+        </w:rPr>
+        <w:t>tutto</w:t>
+      </w:r>
+      <w:proofErr w:type="spellEnd"/>
+      <w:r>
+        <w:rPr>
+          <w:b/>
+          <w:bCs/>
+        </w:rPr>
+        <w:t xml:space="preserve"> ci oche </w:t>
+      </w:r>
+      <w:proofErr w:type="spellStart"/>
+      <w:r>
+        <w:rPr>
+          <w:b/>
+          <w:bCs/>
+        </w:rPr>
+        <w:t>sta</w:t>
+      </w:r>
+      <w:proofErr w:type="spellEnd"/>
+      <w:r>
+        <w:rPr>
+          <w:b/>
+          <w:bCs/>
+        </w:rPr>
+        <w:t xml:space="preserve"> </w:t>
+      </w:r>
+      <w:proofErr w:type="spellStart"/>
+      <w:r>
+        <w:rPr>
+          <w:b/>
+          <w:bCs/>
+        </w:rPr>
+        <w:t>succedendo</w:t>
+      </w:r>
+      <w:proofErr w:type="spellEnd"/>
+      <w:r>
+        <w:rPr>
+          <w:b/>
+          <w:bCs/>
+        </w:rPr>
+        <w:t xml:space="preserve">, u1 </w:t>
+      </w:r>
+      <w:proofErr w:type="spellStart"/>
+      <w:r>
+        <w:rPr>
+          <w:b/>
+          <w:bCs/>
+        </w:rPr>
+        <w:t>puo</w:t>
+      </w:r>
+      <w:proofErr w:type="spellEnd"/>
+      <w:r>
+        <w:rPr>
+          <w:b/>
+          <w:bCs/>
+        </w:rPr>
+        <w:t xml:space="preserve"> aver </w:t>
+      </w:r>
+      <w:proofErr w:type="spellStart"/>
+      <w:r>
+        <w:rPr>
+          <w:b/>
+          <w:bCs/>
+        </w:rPr>
+        <w:t>sbagliato</w:t>
+      </w:r>
+      <w:proofErr w:type="spellEnd"/>
+      <w:r>
+        <w:rPr>
+          <w:b/>
+          <w:bCs/>
+        </w:rPr>
+        <w:t xml:space="preserve"> e fa roll back e </w:t>
+      </w:r>
+      <w:proofErr w:type="spellStart"/>
+      <w:r>
+        <w:rPr>
+          <w:b/>
+          <w:bCs/>
+        </w:rPr>
+        <w:t>tutto</w:t>
+      </w:r>
+      <w:proofErr w:type="spellEnd"/>
+      <w:r>
+        <w:rPr>
+          <w:b/>
+          <w:bCs/>
+        </w:rPr>
+        <w:t xml:space="preserve"> </w:t>
+      </w:r>
+      <w:proofErr w:type="spellStart"/>
+      <w:r>
+        <w:rPr>
+          <w:b/>
+          <w:bCs/>
+        </w:rPr>
+        <w:t>ritorna</w:t>
+      </w:r>
+      <w:proofErr w:type="spellEnd"/>
+      <w:r>
+        <w:rPr>
+          <w:b/>
+          <w:bCs/>
+        </w:rPr>
+        <w:t xml:space="preserve"> come le </w:t>
+      </w:r>
+      <w:proofErr w:type="spellStart"/>
+      <w:r>
+        <w:rPr>
+          <w:b/>
+          <w:bCs/>
+        </w:rPr>
+        <w:t>biglie</w:t>
+      </w:r>
+      <w:proofErr w:type="spellEnd"/>
+      <w:r>
+        <w:rPr>
+          <w:b/>
+          <w:bCs/>
+        </w:rPr>
+        <w:t xml:space="preserve"> </w:t>
+      </w:r>
+      <w:proofErr w:type="spellStart"/>
+      <w:r>
+        <w:rPr>
+          <w:b/>
+          <w:bCs/>
+        </w:rPr>
+        <w:t>nere</w:t>
+      </w:r>
+      <w:proofErr w:type="spellEnd"/>
+      <w:r>
+        <w:rPr>
+          <w:b/>
+          <w:bCs/>
+        </w:rPr>
+        <w:t xml:space="preserve">, u2 fa un </w:t>
+      </w:r>
+      <w:proofErr w:type="spellStart"/>
+      <w:proofErr w:type="gramStart"/>
+      <w:r>
+        <w:rPr>
+          <w:b/>
+          <w:bCs/>
+        </w:rPr>
+        <w:t>ghostread</w:t>
+      </w:r>
+      <w:proofErr w:type="spellEnd"/>
+      <w:r>
+        <w:rPr>
+          <w:b/>
+          <w:bCs/>
+        </w:rPr>
+        <w:t xml:space="preserve">,  </w:t>
+      </w:r>
+      <w:proofErr w:type="spellStart"/>
+      <w:r>
+        <w:rPr>
+          <w:b/>
+          <w:bCs/>
+        </w:rPr>
+        <w:t>posso</w:t>
+      </w:r>
+      <w:proofErr w:type="spellEnd"/>
+      <w:proofErr w:type="gramEnd"/>
+      <w:r>
+        <w:rPr>
+          <w:b/>
+          <w:bCs/>
+        </w:rPr>
+        <w:t xml:space="preserve"> </w:t>
+      </w:r>
+      <w:proofErr w:type="spellStart"/>
+      <w:r>
+        <w:rPr>
+          <w:b/>
+          <w:bCs/>
+        </w:rPr>
+        <w:t>leggere</w:t>
+      </w:r>
+      <w:proofErr w:type="spellEnd"/>
+      <w:r>
+        <w:rPr>
+          <w:b/>
+          <w:bCs/>
+        </w:rPr>
+        <w:t xml:space="preserve"> sempre.</w:t>
+      </w:r>
+    </w:p>
+    <w:p>
+      <w:pPr>
+        <w:rPr>
+          <w:b/>
+          <w:bCs/>
+        </w:rPr>
+      </w:pPr>
+      <w:r>
+        <w:rPr>
+          <w:b/>
+          <w:bCs/>
+        </w:rPr>
+        <w:t xml:space="preserve">3) Serializable: </w:t>
+      </w:r>
+    </w:p>
+    <w:p>
+      <w:pPr>
+        <w:rPr>
+          <w:b/>
+          <w:bCs/>
+        </w:rPr>
+      </w:pPr>
+    </w:p>
+    <w:p>
+      <w:pPr>
+        <w:rPr>
+          <w:b/>
+          <w:bCs/>
+        </w:rPr>
+      </w:pPr>
+    </w:p>
+    <w:p>
+      <w:pPr>
+        <w:rPr>
+          <w:b/>
+          <w:bCs/>
+        </w:rPr>
+      </w:pPr>
+      <w:proofErr w:type="spellStart"/>
+      <w:r>
+        <w:rPr>
+          <w:b/>
+          <w:bCs/>
+        </w:rPr>
+        <w:t>Caratteristiche</w:t>
+      </w:r>
+      <w:proofErr w:type="spellEnd"/>
+      <w:r>
+        <w:rPr>
+          <w:b/>
+          <w:bCs/>
+        </w:rPr>
+        <w:t xml:space="preserve"> di </w:t>
+      </w:r>
+      <w:proofErr w:type="spellStart"/>
+      <w:r>
+        <w:rPr>
+          <w:b/>
+          <w:bCs/>
+        </w:rPr>
+        <w:t>una</w:t>
+      </w:r>
+      <w:proofErr w:type="spellEnd"/>
+      <w:r>
+        <w:rPr>
+          <w:b/>
+          <w:bCs/>
+        </w:rPr>
+        <w:t xml:space="preserve"> buona </w:t>
+      </w:r>
+      <w:proofErr w:type="spellStart"/>
+      <w:r>
+        <w:rPr>
+          <w:b/>
+          <w:bCs/>
+        </w:rPr>
+        <w:t>transazione</w:t>
+      </w:r>
+      <w:proofErr w:type="spellEnd"/>
+      <w:r>
+        <w:rPr>
+          <w:b/>
+          <w:bCs/>
+        </w:rPr>
+        <w:t>:</w:t>
+      </w:r>
+    </w:p>
+    <w:p>
+      <w:pPr>
+        <w:pStyle w:val="ListParagraph"/>
+        <w:numPr>
+          <w:ilvl w:val="0"/>
+          <w:numId w:val="3"/>
+        </w:numPr>
+        <w:rPr>
+          <w:b/>
+          <w:bCs/>
+        </w:rPr>
+      </w:pPr>
+      <w:proofErr w:type="spellStart"/>
+      <w:r>
+        <w:rPr>
+          <w:b/>
+          <w:bCs/>
+        </w:rPr>
+        <w:t>Atomicita</w:t>
+      </w:r>
+      <w:proofErr w:type="spellEnd"/>
+      <w:r>
+        <w:rPr>
+          <w:b/>
+          <w:bCs/>
+        </w:rPr>
+        <w:t xml:space="preserve">: ho </w:t>
+      </w:r>
+      <w:proofErr w:type="spellStart"/>
+      <w:r>
+        <w:rPr>
+          <w:b/>
+          <w:bCs/>
+        </w:rPr>
+        <w:t>tutto</w:t>
+      </w:r>
+      <w:proofErr w:type="spellEnd"/>
+      <w:r>
+        <w:rPr>
+          <w:b/>
+          <w:bCs/>
+        </w:rPr>
+        <w:t xml:space="preserve"> o niente, il </w:t>
+      </w:r>
+      <w:proofErr w:type="spellStart"/>
+      <w:r>
+        <w:rPr>
+          <w:b/>
+          <w:bCs/>
+        </w:rPr>
+        <w:t>bonifico</w:t>
+      </w:r>
+      <w:proofErr w:type="spellEnd"/>
+      <w:r>
+        <w:rPr>
+          <w:b/>
+          <w:bCs/>
+        </w:rPr>
+        <w:t xml:space="preserve"> </w:t>
+      </w:r>
+      <w:r>
+        <w:rPr>
+          <w:b/>
+          <w:bCs/>
+        </w:rPr>
+        <w:t>fa</w:t>
+      </w:r>
+      <w:r>
+        <w:rPr>
+          <w:b/>
+          <w:bCs/>
+        </w:rPr>
+        <w:t>:</w:t>
+      </w:r>
+    </w:p>
+    <w:p>
+      <w:pPr>
+        <w:pStyle w:val="ListParagraph"/>
+        <w:rPr>
+          <w:b/>
+          <w:bCs/>
+        </w:rPr>
+      </w:pPr>
+      <w:proofErr w:type="gramStart"/>
+      <w:r>
+        <w:rPr>
+          <w:b/>
+          <w:bCs/>
+        </w:rPr>
+        <w:t>[ begin</w:t>
+      </w:r>
+      <w:proofErr w:type="gramEnd"/>
+    </w:p>
+    <w:p>
+      <w:pPr>
+        <w:pStyle w:val="ListParagraph"/>
+        <w:rPr>
+          <w:b/>
+          <w:bCs/>
+        </w:rPr>
+      </w:pPr>
+      <w:r>
+        <w:rPr>
+          <w:b/>
+          <w:bCs/>
+        </w:rPr>
+        <w:t xml:space="preserve">update </w:t>
+      </w:r>
+      <w:proofErr w:type="spellStart"/>
+      <w:r>
+        <w:rPr>
+          <w:b/>
+          <w:bCs/>
+        </w:rPr>
+        <w:t>conto</w:t>
+      </w:r>
+      <w:proofErr w:type="spellEnd"/>
+      <w:r>
+        <w:rPr>
+          <w:b/>
+          <w:bCs/>
+        </w:rPr>
+        <w:t xml:space="preserve">, set </w:t>
+      </w:r>
+      <w:proofErr w:type="spellStart"/>
+      <w:r>
+        <w:rPr>
+          <w:b/>
+          <w:bCs/>
+        </w:rPr>
+        <w:t>conto</w:t>
+      </w:r>
+      <w:proofErr w:type="spellEnd"/>
+      <w:r>
+        <w:rPr>
+          <w:b/>
+          <w:bCs/>
+        </w:rPr>
+        <w:t xml:space="preserve"> </w:t>
+      </w:r>
+      <w:proofErr w:type="spellStart"/>
+      <w:r>
+        <w:rPr>
+          <w:b/>
+          <w:bCs/>
+        </w:rPr>
+        <w:t>saldo</w:t>
+      </w:r>
+      <w:proofErr w:type="spellEnd"/>
+      <w:r>
+        <w:rPr>
+          <w:b/>
+          <w:bCs/>
+        </w:rPr>
+        <w:t xml:space="preserve"> (-50) – </w:t>
+      </w:r>
+    </w:p>
+    <w:p>
+      <w:pPr>
+        <w:pStyle w:val="ListParagraph"/>
+        <w:rPr>
+          <w:b/>
+          <w:bCs/>
+        </w:rPr>
+      </w:pPr>
+      <w:r>
+        <w:rPr>
+          <w:b/>
+          <w:bCs/>
+        </w:rPr>
+        <w:t xml:space="preserve"> </w:t>
+      </w:r>
+      <w:r>
+        <w:rPr>
+          <w:b/>
+          <w:bCs/>
+        </w:rPr>
+        <w:t xml:space="preserve">update </w:t>
+      </w:r>
+      <w:proofErr w:type="spellStart"/>
+      <w:r>
+        <w:rPr>
+          <w:b/>
+          <w:bCs/>
+        </w:rPr>
+        <w:t>conto</w:t>
+      </w:r>
+      <w:proofErr w:type="spellEnd"/>
+      <w:r>
+        <w:rPr>
+          <w:b/>
+          <w:bCs/>
+        </w:rPr>
+        <w:t xml:space="preserve"> </w:t>
+      </w:r>
+      <w:proofErr w:type="spellStart"/>
+      <w:r>
+        <w:rPr>
+          <w:b/>
+          <w:bCs/>
+        </w:rPr>
+        <w:t>altra</w:t>
+      </w:r>
+      <w:proofErr w:type="spellEnd"/>
+      <w:r>
+        <w:rPr>
+          <w:b/>
+          <w:bCs/>
+        </w:rPr>
+        <w:t xml:space="preserve"> </w:t>
+      </w:r>
+      <w:proofErr w:type="gramStart"/>
+      <w:r>
+        <w:rPr>
+          <w:b/>
+          <w:bCs/>
+        </w:rPr>
+        <w:t>persona(</w:t>
+      </w:r>
+      <w:proofErr w:type="gramEnd"/>
+      <w:r>
+        <w:rPr>
+          <w:b/>
+          <w:bCs/>
+        </w:rPr>
+        <w:t>+50)</w:t>
+      </w:r>
+      <w:r>
+        <w:rPr>
+          <w:b/>
+          <w:bCs/>
+        </w:rPr>
+        <w:t xml:space="preserve"> </w:t>
+      </w:r>
+    </w:p>
+    <w:p>
+      <w:pPr>
+        <w:pStyle w:val="ListParagraph"/>
+        <w:rPr>
+          <w:b/>
+          <w:bCs/>
+        </w:rPr>
+      </w:pPr>
+      <w:r>
+        <w:rPr>
+          <w:b/>
+          <w:bCs/>
+        </w:rPr>
+        <w:t xml:space="preserve">commit / </w:t>
+      </w:r>
+      <w:proofErr w:type="gramStart"/>
+      <w:r>
+        <w:rPr>
+          <w:b/>
+          <w:bCs/>
+        </w:rPr>
+        <w:t>rollback ]</w:t>
+      </w:r>
+      <w:proofErr w:type="gramEnd"/>
+      <w:r>
+        <w:rPr>
+          <w:b/>
+          <w:bCs/>
+        </w:rPr>
+        <w:t xml:space="preserve"> </w:t>
+      </w:r>
+    </w:p>
+    <w:p>
+      <w:pPr>
+        <w:pStyle w:val="ListParagraph"/>
+        <w:numPr>
+          <w:ilvl w:val="0"/>
+          <w:numId w:val="2"/>
+        </w:numPr>
+        <w:rPr>
+          <w:b/>
+          <w:bCs/>
+        </w:rPr>
+      </w:pPr>
+      <w:r>
+        <w:rPr>
+          <w:b/>
+          <w:bCs/>
+        </w:rPr>
+        <w:t xml:space="preserve">La </w:t>
+      </w:r>
+      <w:proofErr w:type="spellStart"/>
+      <w:r>
+        <w:rPr>
+          <w:b/>
+          <w:bCs/>
+        </w:rPr>
+        <w:t>situazione</w:t>
+      </w:r>
+      <w:proofErr w:type="spellEnd"/>
+      <w:r>
+        <w:rPr>
+          <w:b/>
+          <w:bCs/>
+        </w:rPr>
+        <w:t xml:space="preserve"> </w:t>
+      </w:r>
+      <w:proofErr w:type="spellStart"/>
+      <w:r>
+        <w:rPr>
+          <w:b/>
+          <w:bCs/>
+        </w:rPr>
+        <w:t>va</w:t>
+      </w:r>
+      <w:proofErr w:type="spellEnd"/>
+      <w:r>
+        <w:rPr>
+          <w:b/>
+          <w:bCs/>
+        </w:rPr>
+        <w:t xml:space="preserve"> a buon fine </w:t>
+      </w:r>
+      <w:proofErr w:type="spellStart"/>
+      <w:r>
+        <w:rPr>
+          <w:b/>
+          <w:bCs/>
+        </w:rPr>
+        <w:t>tutto</w:t>
+      </w:r>
+      <w:proofErr w:type="spellEnd"/>
+      <w:r>
+        <w:rPr>
+          <w:b/>
+          <w:bCs/>
+        </w:rPr>
+        <w:t xml:space="preserve"> </w:t>
+      </w:r>
+      <w:proofErr w:type="spellStart"/>
+      <w:r>
+        <w:rPr>
+          <w:b/>
+          <w:bCs/>
+        </w:rPr>
+        <w:t>deve</w:t>
+      </w:r>
+      <w:proofErr w:type="spellEnd"/>
+      <w:r>
+        <w:rPr>
+          <w:b/>
+          <w:bCs/>
+        </w:rPr>
+        <w:t xml:space="preserve"> </w:t>
+      </w:r>
+      <w:proofErr w:type="spellStart"/>
+      <w:r>
+        <w:rPr>
+          <w:b/>
+          <w:bCs/>
+        </w:rPr>
+        <w:t>andar</w:t>
+      </w:r>
+      <w:proofErr w:type="spellEnd"/>
+      <w:r>
+        <w:rPr>
+          <w:b/>
+          <w:bCs/>
+        </w:rPr>
+        <w:t xml:space="preserve"> a buon fine.</w:t>
+      </w:r>
+    </w:p>
+    <w:p>
+      <w:pPr>
+        <w:pStyle w:val="ListParagraph"/>
+        <w:numPr>
+          <w:ilvl w:val="0"/>
+          <w:numId w:val="2"/>
+        </w:numPr>
+        <w:rPr>
+          <w:b/>
+          <w:bCs/>
+        </w:rPr>
+      </w:pPr>
+      <w:r>
+        <w:rPr>
+          <w:b/>
+          <w:bCs/>
+        </w:rPr>
+        <w:t xml:space="preserve">Begin </w:t>
+      </w:r>
+      <w:proofErr w:type="spellStart"/>
+      <w:r>
+        <w:rPr>
+          <w:b/>
+          <w:bCs/>
+        </w:rPr>
+        <w:t>tran</w:t>
+      </w:r>
+      <w:proofErr w:type="spellEnd"/>
+      <w:r>
+        <w:rPr>
+          <w:b/>
+          <w:bCs/>
+        </w:rPr>
+        <w:t>, end try, con try e catch</w:t>
+      </w:r>
+    </w:p>
+    <w:p>
+      <w:pPr>
+        <w:pStyle w:val="ListParagraph"/>
+        <w:rPr>
+          <w:b/>
+          <w:bCs/>
+        </w:rPr>
+      </w:pPr>
+      <w:r>
+        <w:rPr>
+          <w:b/>
+          <w:bCs/>
+        </w:rPr>
+        <w:lastRenderedPageBreak/>
+        <w:t xml:space="preserve">Prima </w:t>
+      </w:r>
+      <w:proofErr w:type="spellStart"/>
+      <w:r>
+        <w:rPr>
+          <w:b/>
+          <w:bCs/>
+        </w:rPr>
+        <w:t>della</w:t>
+      </w:r>
+      <w:proofErr w:type="spellEnd"/>
+      <w:r>
+        <w:rPr>
+          <w:b/>
+          <w:bCs/>
+        </w:rPr>
+        <w:t xml:space="preserve"> </w:t>
+      </w:r>
+      <w:proofErr w:type="spellStart"/>
+      <w:r>
+        <w:rPr>
+          <w:b/>
+          <w:bCs/>
+        </w:rPr>
+        <w:t>transazione</w:t>
+      </w:r>
+      <w:proofErr w:type="spellEnd"/>
+      <w:r>
+        <w:rPr>
+          <w:b/>
+          <w:bCs/>
+        </w:rPr>
+        <w:t xml:space="preserve"> fare </w:t>
+      </w:r>
+      <w:proofErr w:type="spellStart"/>
+      <w:r>
+        <w:rPr>
+          <w:b/>
+          <w:bCs/>
+        </w:rPr>
+        <w:t>una</w:t>
+      </w:r>
+      <w:proofErr w:type="spellEnd"/>
+      <w:r>
+        <w:rPr>
+          <w:b/>
+          <w:bCs/>
+        </w:rPr>
+        <w:t xml:space="preserve"> </w:t>
+      </w:r>
+      <w:proofErr w:type="spellStart"/>
+      <w:r>
+        <w:rPr>
+          <w:b/>
+          <w:bCs/>
+        </w:rPr>
+        <w:t>tabella</w:t>
+      </w:r>
+      <w:proofErr w:type="spellEnd"/>
+      <w:r>
+        <w:rPr>
+          <w:b/>
+          <w:bCs/>
+        </w:rPr>
+        <w:t xml:space="preserve"> mdi log, </w:t>
+      </w:r>
+    </w:p>
+    <w:p>
+      <w:pPr>
+        <w:rPr>
+          <w:b/>
+          <w:bCs/>
+        </w:rPr>
+      </w:pPr>
+    </w:p>
+    <w:p>
+      <w:pPr>
+        <w:rPr>
+          <w:b/>
+          <w:bCs/>
+        </w:rPr>
+      </w:pPr>
+      <w:proofErr w:type="spellStart"/>
+      <w:r>
+        <w:rPr>
+          <w:b/>
+          <w:bCs/>
+        </w:rPr>
+        <w:t>Consistenza</w:t>
+      </w:r>
+      <w:proofErr w:type="spellEnd"/>
+      <w:r>
+        <w:rPr>
+          <w:b/>
+          <w:bCs/>
+        </w:rPr>
+        <w:t xml:space="preserve">: ci oche </w:t>
+      </w:r>
+      <w:proofErr w:type="spellStart"/>
+      <w:r>
+        <w:rPr>
+          <w:b/>
+          <w:bCs/>
+        </w:rPr>
+        <w:t>voglio</w:t>
+      </w:r>
+      <w:proofErr w:type="spellEnd"/>
+      <w:r>
+        <w:rPr>
+          <w:b/>
+          <w:bCs/>
+        </w:rPr>
+        <w:t xml:space="preserve"> </w:t>
+      </w:r>
+      <w:proofErr w:type="spellStart"/>
+      <w:r>
+        <w:rPr>
+          <w:b/>
+          <w:bCs/>
+        </w:rPr>
+        <w:t>scrivere</w:t>
+      </w:r>
+      <w:proofErr w:type="spellEnd"/>
+      <w:r>
+        <w:rPr>
+          <w:b/>
+          <w:bCs/>
+        </w:rPr>
+        <w:t xml:space="preserve"> </w:t>
+      </w:r>
+      <w:proofErr w:type="spellStart"/>
+      <w:r>
+        <w:rPr>
+          <w:b/>
+          <w:bCs/>
+        </w:rPr>
+        <w:t>venga</w:t>
+      </w:r>
+      <w:proofErr w:type="spellEnd"/>
+      <w:r>
+        <w:rPr>
+          <w:b/>
+          <w:bCs/>
+        </w:rPr>
+        <w:t xml:space="preserve"> </w:t>
+      </w:r>
+      <w:proofErr w:type="spellStart"/>
+      <w:r>
+        <w:rPr>
+          <w:b/>
+          <w:bCs/>
+        </w:rPr>
+        <w:t>scritto</w:t>
+      </w:r>
+      <w:proofErr w:type="spellEnd"/>
+      <w:r>
+        <w:rPr>
+          <w:b/>
+          <w:bCs/>
+        </w:rPr>
+        <w:t xml:space="preserve"> </w:t>
+      </w:r>
+    </w:p>
+    <w:p>
+      <w:pPr>
+        <w:rPr>
+          <w:b/>
+          <w:bCs/>
+        </w:rPr>
+      </w:pPr>
+      <w:proofErr w:type="spellStart"/>
+      <w:r>
+        <w:rPr>
+          <w:b/>
+          <w:bCs/>
+        </w:rPr>
+        <w:t>Isolamento</w:t>
+      </w:r>
+      <w:proofErr w:type="spellEnd"/>
+      <w:r>
+        <w:rPr>
+          <w:b/>
+          <w:bCs/>
+        </w:rPr>
+        <w:t xml:space="preserve">: </w:t>
+      </w:r>
+      <w:proofErr w:type="spellStart"/>
+      <w:r>
+        <w:rPr>
+          <w:b/>
+          <w:bCs/>
+        </w:rPr>
+        <w:t>livelli</w:t>
+      </w:r>
+      <w:proofErr w:type="spellEnd"/>
+      <w:r>
+        <w:rPr>
+          <w:b/>
+          <w:bCs/>
+        </w:rPr>
+        <w:t xml:space="preserve"> di </w:t>
+      </w:r>
+      <w:proofErr w:type="spellStart"/>
+      <w:r>
+        <w:rPr>
+          <w:b/>
+          <w:bCs/>
+        </w:rPr>
+        <w:t>isolamento</w:t>
+      </w:r>
+      <w:proofErr w:type="spellEnd"/>
+    </w:p>
+    <w:p>
+      <w:pPr>
+        <w:rPr>
+          <w:b/>
+          <w:bCs/>
+        </w:rPr>
+      </w:pPr>
+      <w:proofErr w:type="spellStart"/>
+      <w:proofErr w:type="gramStart"/>
+      <w:r>
+        <w:rPr>
+          <w:b/>
+          <w:bCs/>
+        </w:rPr>
+        <w:t>Durabilita</w:t>
+      </w:r>
+      <w:proofErr w:type="spellEnd"/>
+      <w:r>
+        <w:rPr>
+          <w:b/>
+          <w:bCs/>
+        </w:rPr>
+        <w:t xml:space="preserve"> </w:t>
+      </w:r>
+      <w:r>
+        <w:rPr>
+          <w:b/>
+          <w:bCs/>
+        </w:rPr>
+        <w:t>:</w:t>
+      </w:r>
+      <w:proofErr w:type="gramEnd"/>
+      <w:r>
+        <w:rPr>
+          <w:b/>
+          <w:bCs/>
+        </w:rPr>
+        <w:t xml:space="preserve"> </w:t>
+      </w:r>
+      <w:proofErr w:type="spellStart"/>
+      <w:r>
+        <w:rPr>
+          <w:b/>
+          <w:bCs/>
+        </w:rPr>
+        <w:t>cio</w:t>
+      </w:r>
+      <w:proofErr w:type="spellEnd"/>
+      <w:r>
+        <w:rPr>
+          <w:b/>
+          <w:bCs/>
+        </w:rPr>
+        <w:t xml:space="preserve"> </w:t>
+      </w:r>
+      <w:proofErr w:type="spellStart"/>
+      <w:r>
+        <w:rPr>
+          <w:b/>
+          <w:bCs/>
+        </w:rPr>
+        <w:t>che</w:t>
+      </w:r>
+      <w:proofErr w:type="spellEnd"/>
+      <w:r>
+        <w:rPr>
+          <w:b/>
+          <w:bCs/>
+        </w:rPr>
+        <w:t xml:space="preserve"> ho </w:t>
+      </w:r>
+      <w:proofErr w:type="spellStart"/>
+      <w:r>
+        <w:rPr>
+          <w:b/>
+          <w:bCs/>
+        </w:rPr>
+        <w:t>fatto</w:t>
+      </w:r>
+      <w:proofErr w:type="spellEnd"/>
+      <w:r>
+        <w:rPr>
+          <w:b/>
+          <w:bCs/>
+        </w:rPr>
+        <w:t xml:space="preserve"> </w:t>
+      </w:r>
+      <w:proofErr w:type="spellStart"/>
+      <w:r>
+        <w:rPr>
+          <w:b/>
+          <w:bCs/>
+        </w:rPr>
+        <w:t>rimanga</w:t>
+      </w:r>
+      <w:proofErr w:type="spellEnd"/>
+      <w:r>
+        <w:rPr>
+          <w:b/>
+          <w:bCs/>
+        </w:rPr>
+        <w:t xml:space="preserve"> </w:t>
+      </w:r>
+      <w:proofErr w:type="spellStart"/>
+      <w:r>
+        <w:rPr>
+          <w:b/>
+          <w:bCs/>
+        </w:rPr>
+        <w:t>nel</w:t>
+      </w:r>
+      <w:proofErr w:type="spellEnd"/>
+      <w:r>
+        <w:rPr>
+          <w:b/>
+          <w:bCs/>
+        </w:rPr>
+        <w:t xml:space="preserve"> tempo</w:t>
+      </w:r>
+    </w:p>
+    <w:p>
+      <w:pPr>
+        <w:rPr>
+          <w:b/>
+          <w:bCs/>
+        </w:rPr>
+      </w:pPr>
+    </w:p>
+    <w:p>
+      <w:pPr>
+        <w:rPr>
+          <w:b/>
+          <w:bCs/>
+        </w:rPr>
+      </w:pPr>
+    </w:p>
+    <w:p>
+      <w:pPr>
+        <w:rPr>
+          <w:b/>
+          <w:bCs/>
+        </w:rPr>
+      </w:pPr>
+      <w:r>
+        <w:rPr>
+          <w:b/>
+          <w:bCs/>
+        </w:rPr>
+        <w:t xml:space="preserve">Disegno del </w:t>
+      </w:r>
+      <w:proofErr w:type="spellStart"/>
+      <w:r>
+        <w:rPr>
+          <w:b/>
+          <w:bCs/>
+        </w:rPr>
+        <w:t>db</w:t>
+      </w:r>
+      <w:proofErr w:type="spellEnd"/>
+      <w:r>
+        <w:rPr>
+          <w:b/>
+          <w:bCs/>
+        </w:rPr>
+        <w:t xml:space="preserve">: </w:t>
+      </w:r>
+    </w:p>
+    <w:p>
+      <w:pPr>
+        <w:rPr>
+          <w:b/>
+          <w:bCs/>
+        </w:rPr>
+      </w:pPr>
+      <w:proofErr w:type="spellStart"/>
+      <w:proofErr w:type="gramStart"/>
+      <w:r>
+        <w:rPr>
+          <w:b/>
+          <w:bCs/>
+        </w:rPr>
+        <w:t>Ridondanza</w:t>
+      </w:r>
+      <w:proofErr w:type="spellEnd"/>
+      <w:r>
+        <w:rPr>
+          <w:b/>
+          <w:bCs/>
+        </w:rPr>
+        <w:t xml:space="preserve"> :</w:t>
+      </w:r>
+      <w:proofErr w:type="gramEnd"/>
+      <w:r>
+        <w:rPr>
+          <w:b/>
+          <w:bCs/>
+        </w:rPr>
+        <w:t xml:space="preserve"> </w:t>
+      </w:r>
+      <w:proofErr w:type="spellStart"/>
+      <w:r>
+        <w:rPr>
+          <w:b/>
+          <w:bCs/>
+        </w:rPr>
+        <w:t>problema</w:t>
+      </w:r>
+      <w:proofErr w:type="spellEnd"/>
+      <w:r>
+        <w:rPr>
+          <w:b/>
+          <w:bCs/>
+        </w:rPr>
+        <w:t xml:space="preserve"> di </w:t>
+      </w:r>
+      <w:proofErr w:type="spellStart"/>
+      <w:r>
+        <w:rPr>
+          <w:b/>
+          <w:bCs/>
+        </w:rPr>
+        <w:t>dati</w:t>
+      </w:r>
+      <w:proofErr w:type="spellEnd"/>
+      <w:r>
+        <w:rPr>
+          <w:b/>
+          <w:bCs/>
+        </w:rPr>
+        <w:t xml:space="preserve"> </w:t>
+      </w:r>
+      <w:proofErr w:type="spellStart"/>
+      <w:r>
+        <w:rPr>
+          <w:b/>
+          <w:bCs/>
+        </w:rPr>
+        <w:t>ripetuti</w:t>
+      </w:r>
+      <w:proofErr w:type="spellEnd"/>
+      <w:r>
+        <w:rPr>
+          <w:b/>
+          <w:bCs/>
+        </w:rPr>
+        <w:t xml:space="preserve"> </w:t>
+      </w:r>
+      <w:proofErr w:type="spellStart"/>
+      <w:r>
+        <w:rPr>
+          <w:b/>
+          <w:bCs/>
+        </w:rPr>
+        <w:t>nei</w:t>
+      </w:r>
+      <w:proofErr w:type="spellEnd"/>
+      <w:r>
+        <w:rPr>
+          <w:b/>
+          <w:bCs/>
+        </w:rPr>
+        <w:t xml:space="preserve"> </w:t>
+      </w:r>
+      <w:proofErr w:type="spellStart"/>
+      <w:r>
+        <w:rPr>
+          <w:b/>
+          <w:bCs/>
+        </w:rPr>
+        <w:t>nomi</w:t>
+      </w:r>
+      <w:proofErr w:type="spellEnd"/>
+      <w:r>
+        <w:rPr>
+          <w:b/>
+          <w:bCs/>
+        </w:rPr>
+        <w:t xml:space="preserve"> e </w:t>
+      </w:r>
+      <w:proofErr w:type="spellStart"/>
+      <w:r>
+        <w:rPr>
+          <w:b/>
+          <w:bCs/>
+        </w:rPr>
+        <w:t>cognomi</w:t>
+      </w:r>
+      <w:proofErr w:type="spellEnd"/>
+      <w:r>
+        <w:rPr>
+          <w:b/>
+          <w:bCs/>
+        </w:rPr>
+        <w:t xml:space="preserve">, ho due di </w:t>
+      </w:r>
+      <w:proofErr w:type="spellStart"/>
+      <w:r>
+        <w:rPr>
+          <w:b/>
+          <w:bCs/>
+        </w:rPr>
+        <w:t>questi</w:t>
+      </w:r>
+      <w:proofErr w:type="spellEnd"/>
+      <w:r>
+        <w:rPr>
+          <w:b/>
+          <w:bCs/>
+        </w:rPr>
+        <w:t xml:space="preserve">, e mi da problem di insert </w:t>
+      </w:r>
+      <w:proofErr w:type="spellStart"/>
+      <w:r>
+        <w:rPr>
+          <w:b/>
+          <w:bCs/>
+        </w:rPr>
+        <w:t>xk</w:t>
+      </w:r>
+      <w:proofErr w:type="spellEnd"/>
+      <w:r>
+        <w:rPr>
+          <w:b/>
+          <w:bCs/>
+        </w:rPr>
+        <w:t xml:space="preserve"> non so a chi </w:t>
+      </w:r>
+      <w:proofErr w:type="gramStart"/>
+      <w:r>
+        <w:rPr>
+          <w:b/>
+          <w:bCs/>
+        </w:rPr>
+        <w:t>dare</w:t>
+      </w:r>
+      <w:proofErr w:type="gramEnd"/>
+      <w:r>
+        <w:rPr>
+          <w:b/>
+          <w:bCs/>
+        </w:rPr>
+        <w:t xml:space="preserve"> </w:t>
+      </w:r>
+      <w:proofErr w:type="spellStart"/>
+      <w:r>
+        <w:rPr>
+          <w:b/>
+          <w:bCs/>
+        </w:rPr>
+        <w:t>dati</w:t>
+      </w:r>
+      <w:proofErr w:type="spellEnd"/>
+      <w:r>
+        <w:rPr>
+          <w:b/>
+          <w:bCs/>
+        </w:rPr>
+        <w:t>.</w:t>
+      </w:r>
+    </w:p>
+    <w:p>
+      <w:pPr>
+        <w:pStyle w:val="ListParagraph"/>
+        <w:numPr>
+          <w:ilvl w:val="0"/>
+          <w:numId w:val="2"/>
+        </w:numPr>
+        <w:rPr>
+          <w:b/>
+          <w:bCs/>
+        </w:rPr>
+      </w:pPr>
+      <w:r>
+        <w:rPr>
+          <w:b/>
+          <w:bCs/>
+        </w:rPr>
+        <w:t xml:space="preserve">1 </w:t>
+      </w:r>
+      <w:proofErr w:type="spellStart"/>
+      <w:r>
+        <w:rPr>
+          <w:b/>
+          <w:bCs/>
+        </w:rPr>
+        <w:t>colonna</w:t>
+      </w:r>
+      <w:proofErr w:type="spellEnd"/>
+      <w:r>
+        <w:rPr>
+          <w:b/>
+          <w:bCs/>
+        </w:rPr>
+        <w:t xml:space="preserve"> </w:t>
+      </w:r>
+      <w:proofErr w:type="spellStart"/>
+      <w:r>
+        <w:rPr>
+          <w:b/>
+          <w:bCs/>
+        </w:rPr>
+        <w:t>una</w:t>
+      </w:r>
+      <w:proofErr w:type="spellEnd"/>
+      <w:r>
+        <w:rPr>
+          <w:b/>
+          <w:bCs/>
+        </w:rPr>
+        <w:t xml:space="preserve"> sola </w:t>
+      </w:r>
+      <w:proofErr w:type="spellStart"/>
+      <w:r>
+        <w:rPr>
+          <w:b/>
+          <w:bCs/>
+        </w:rPr>
+        <w:t>informazione</w:t>
+      </w:r>
+      <w:proofErr w:type="spellEnd"/>
+    </w:p>
+    <w:p>
+      <w:pPr>
+        <w:pStyle w:val="ListParagraph"/>
+        <w:numPr>
+          <w:ilvl w:val="0"/>
+          <w:numId w:val="2"/>
+        </w:numPr>
+        <w:rPr>
+          <w:b/>
+          <w:bCs/>
+        </w:rPr>
+      </w:pPr>
+    </w:p>
+    <w:p>
+      <w:pPr>
+        <w:rPr>
+          <w:b/>
+          <w:bCs/>
+        </w:rPr>
+      </w:pPr>
+      <w:r>
+        <w:rPr>
+          <w:b/>
+          <w:bCs/>
+        </w:rPr>
+        <w:t xml:space="preserve">Problem di update, </w:t>
+      </w:r>
+      <w:proofErr w:type="spellStart"/>
+      <w:r>
+        <w:rPr>
+          <w:b/>
+          <w:bCs/>
+        </w:rPr>
+        <w:t>errore</w:t>
+      </w:r>
+      <w:proofErr w:type="spellEnd"/>
+      <w:r>
+        <w:rPr>
+          <w:b/>
+          <w:bCs/>
+        </w:rPr>
+        <w:t xml:space="preserve"> di delete, non </w:t>
+      </w:r>
+      <w:proofErr w:type="spellStart"/>
+      <w:r>
+        <w:rPr>
+          <w:b/>
+          <w:bCs/>
+        </w:rPr>
+        <w:t>distinguo</w:t>
+      </w:r>
+      <w:proofErr w:type="spellEnd"/>
+      <w:r>
+        <w:rPr>
+          <w:b/>
+          <w:bCs/>
+        </w:rPr>
+        <w:t xml:space="preserve"> </w:t>
+      </w:r>
+      <w:proofErr w:type="spellStart"/>
+      <w:r>
+        <w:rPr>
+          <w:b/>
+          <w:bCs/>
+        </w:rPr>
+        <w:t>che</w:t>
+      </w:r>
+      <w:proofErr w:type="spellEnd"/>
+      <w:r>
+        <w:rPr>
+          <w:b/>
+          <w:bCs/>
+        </w:rPr>
+        <w:t xml:space="preserve"> fare la azione. </w:t>
+      </w:r>
+    </w:p>
+    <w:p>
+      <w:pPr>
+        <w:rPr>
+          <w:b/>
+          <w:bCs/>
+        </w:rPr>
+      </w:pPr>
+      <w:proofErr w:type="gramStart"/>
+      <w:r>
+        <w:rPr>
+          <w:b/>
+          <w:bCs/>
+        </w:rPr>
+        <w:t>PK :</w:t>
+      </w:r>
+      <w:proofErr w:type="gramEnd"/>
+      <w:r>
+        <w:rPr>
+          <w:b/>
+          <w:bCs/>
+        </w:rPr>
+        <w:t xml:space="preserve"> </w:t>
+      </w:r>
+      <w:proofErr w:type="spellStart"/>
+      <w:r>
+        <w:rPr>
+          <w:b/>
+          <w:bCs/>
+        </w:rPr>
+        <w:t>chiave</w:t>
+      </w:r>
+      <w:proofErr w:type="spellEnd"/>
+      <w:r>
+        <w:rPr>
+          <w:b/>
+          <w:bCs/>
+        </w:rPr>
+        <w:t xml:space="preserve"> </w:t>
+      </w:r>
+      <w:proofErr w:type="spellStart"/>
+      <w:r>
+        <w:rPr>
+          <w:b/>
+          <w:bCs/>
+        </w:rPr>
+        <w:t>primaria</w:t>
+      </w:r>
+      <w:proofErr w:type="spellEnd"/>
+      <w:r>
+        <w:rPr>
+          <w:b/>
+          <w:bCs/>
+        </w:rPr>
+        <w:t xml:space="preserve">, se non </w:t>
+      </w:r>
+      <w:proofErr w:type="spellStart"/>
+      <w:r>
+        <w:rPr>
+          <w:b/>
+          <w:bCs/>
+        </w:rPr>
+        <w:t>c’è</w:t>
+      </w:r>
+      <w:proofErr w:type="spellEnd"/>
+      <w:r>
+        <w:rPr>
+          <w:b/>
+          <w:bCs/>
+        </w:rPr>
+        <w:t xml:space="preserve"> </w:t>
+      </w:r>
+      <w:proofErr w:type="spellStart"/>
+      <w:r>
+        <w:rPr>
+          <w:b/>
+          <w:bCs/>
+        </w:rPr>
+        <w:t>creo</w:t>
+      </w:r>
+      <w:proofErr w:type="spellEnd"/>
+      <w:r>
+        <w:rPr>
+          <w:b/>
+          <w:bCs/>
+        </w:rPr>
+        <w:t xml:space="preserve"> uno surrogate, </w:t>
+      </w:r>
     </w:p>
     <w:p>
       <w:pPr>
@@ -5820,7 +10132,6 @@
               <v:path gradientshapeok="t" o:connecttype="rect"/>
             </v:shapetype>
             <v:shape id="Text Box 8" o:spid="_x0000_s1026" type="#_x0000_t202" alt="Sensitivity: Internal" style="position:absolute;margin-left:0;margin-top:0;width:102.3pt;height:29.15pt;z-index:251659264;visibility:visible;mso-wrap-style:none;mso-wrap-distance-left:0;mso-wrap-distance-top:0;mso-wrap-distance-right:0;mso-wrap-distance-bottom:0;mso-position-horizontal:left;mso-position-horizontal-relative:page;mso-position-vertical:bottom;mso-position-vertical-relative:page;v-text-anchor:bottom" o:gfxdata="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" filled="f" stroked="f">
-              <v:fill o:detectmouseclick="t"/>
               <v:textbox style="mso-fit-shape-to-text:t" inset="20pt,0,0,15pt">
                 <w:txbxContent>
                   <w:p>
@@ -5951,7 +10262,6 @@
               <v:path gradientshapeok="t" o:connecttype="rect"/>
             </v:shapetype>
             <v:shape id="Text Box 9" o:spid="_x0000_s1027" type="#_x0000_t202" alt="Sensitivity: Internal" style="position:absolute;margin-left:0;margin-top:0;width:102.3pt;height:29.15pt;z-index:251660288;visibility:visible;mso-wrap-style:none;mso-wrap-distance-left:0;mso-wrap-distance-top:0;mso-wrap-distance-right:0;mso-wrap-distance-bottom:0;mso-position-horizontal:left;mso-position-horizontal-relative:page;mso-position-vertical:bottom;mso-position-vertical-relative:page;v-text-anchor:bottom" o:gfxdata="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" filled="f" stroked="f">
-              <v:fill o:detectmouseclick="t"/>
               <v:textbox style="mso-fit-shape-to-text:t" inset="20pt,0,0,15pt">
                 <w:txbxContent>
                   <w:p>
@@ -6082,7 +10392,6 @@
               <v:path gradientshapeok="t" o:connecttype="rect"/>
             </v:shapetype>
             <v:shape id="Text Box 7" o:spid="_x0000_s1028" type="#_x0000_t202" alt="Sensitivity: Internal" style="position:absolute;margin-left:0;margin-top:0;width:102.3pt;height:29.15pt;z-index:251658240;visibility:visible;mso-wrap-style:none;mso-wrap-distance-left:0;mso-wrap-distance-top:0;mso-wrap-distance-right:0;mso-wrap-distance-bottom:0;mso-position-horizontal:left;mso-position-horizontal-relative:page;mso-position-vertical:bottom;mso-position-vertical-relative:page;v-text-anchor:bottom" o:gfxdata="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" filled="f" stroked="f">
-              <v:fill o:detectmouseclick="t"/>
               <v:textbox style="mso-fit-shape-to-text:t" inset="20pt,0,0,15pt">
                 <w:txbxContent>
                   <w:p>
@@ -6260,6 +10569,95 @@
     </w:lvl>
   </w:abstractNum>
   <w:abstractNum w:abstractNumId="1" w15:restartNumberingAfterBreak="0">
+    <w:nsid w:val="64316E3C"/>
+    <w:multiLevelType w:val="hybridMultilevel"/>
+    <w:tmpl w:val="9B2429F0"/>
+    <w:lvl w:ilvl="0" w:tplc="04090011">
+      <w:start w:val="1"/>
+      <w:numFmt w:val="decimal"/>
+      <w:lvlText w:val="%1)"/>
+      <w:lvlJc w:val="left"/>
+      <w:pPr>
+        <w:ind w:left="720" w:hanging="360"/>
+      </w:pPr>
+      <w:rPr>
+        <w:rFonts w:hint="default"/>
+      </w:rPr>
+    </w:lvl>
+    <w:lvl w:ilvl="1" w:tplc="04090019" w:tentative="1">
+      <w:start w:val="1"/>
+      <w:numFmt w:val="lowerLetter"/>
+      <w:lvlText w:val="%2."/>
+      <w:lvlJc w:val="left"/>
+      <w:pPr>
+        <w:ind w:left="1440" w:hanging="360"/>
+      </w:pPr>
+    </w:lvl>
+    <w:lvl w:ilvl="2" w:tplc="0409001B" w:tentative="1">
+      <w:start w:val="1"/>
+      <w:numFmt w:val="lowerRoman"/>
+      <w:lvlText w:val="%3."/>
+      <w:lvlJc w:val="right"/>
+      <w:pPr>
+        <w:ind w:left="2160" w:hanging="180"/>
+      </w:pPr>
+    </w:lvl>
+    <w:lvl w:ilvl="3" w:tplc="0409000F" w:tentative="1">
+      <w:start w:val="1"/>
+      <w:numFmt w:val="decimal"/>
+      <w:lvlText w:val="%4."/>
+      <w:lvlJc w:val="left"/>
+      <w:pPr>
+        <w:ind w:left="2880" w:hanging="360"/>
+      </w:pPr>
+    </w:lvl>
+    <w:lvl w:ilvl="4" w:tplc="04090019" w:tentative="1">
+      <w:start w:val="1"/>
+      <w:numFmt w:val="lowerLetter"/>
+      <w:lvlText w:val="%5."/>
+      <w:lvlJc w:val="left"/>
+      <w:pPr>
+        <w:ind w:left="3600" w:hanging="360"/>
+      </w:pPr>
+    </w:lvl>
+    <w:lvl w:ilvl="5" w:tplc="0409001B" w:tentative="1">
+      <w:start w:val="1"/>
+      <w:numFmt w:val="lowerRoman"/>
+      <w:lvlText w:val="%6."/>
+      <w:lvlJc w:val="right"/>
+      <w:pPr>
+        <w:ind w:left="4320" w:hanging="180"/>
+      </w:pPr>
+    </w:lvl>
+    <w:lvl w:ilvl="6" w:tplc="0409000F" w:tentative="1">
+      <w:start w:val="1"/>
+      <w:numFmt w:val="decimal"/>
+      <w:lvlText w:val="%7."/>
+      <w:lvlJc w:val="left"/>
+      <w:pPr>
+        <w:ind w:left="5040" w:hanging="360"/>
+      </w:pPr>
+    </w:lvl>
+    <w:lvl w:ilvl="7" w:tplc="04090019" w:tentative="1">
+      <w:start w:val="1"/>
+      <w:numFmt w:val="lowerLetter"/>
+      <w:lvlText w:val="%8."/>
+      <w:lvlJc w:val="left"/>
+      <w:pPr>
+        <w:ind w:left="5760" w:hanging="360"/>
+      </w:pPr>
+    </w:lvl>
+    <w:lvl w:ilvl="8" w:tplc="0409001B" w:tentative="1">
+      <w:start w:val="1"/>
+      <w:numFmt w:val="lowerRoman"/>
+      <w:lvlText w:val="%9."/>
+      <w:lvlJc w:val="right"/>
+      <w:pPr>
+        <w:ind w:left="6480" w:hanging="180"/>
+      </w:pPr>
+    </w:lvl>
+  </w:abstractNum>
+  <w:abstractNum w:abstractNumId="2" w15:restartNumberingAfterBreak="0">
     <w:nsid w:val="7C7D0843"/>
     <w:multiLevelType w:val="hybridMultilevel"/>
     <w:tmpl w:val="1C7045D8"/>
@@ -6373,10 +10771,13 @@
     </w:lvl>
   </w:abstractNum>
   <w:num w:numId="1" w16cid:durableId="512035377">
-    <w:abstractNumId w:val="1"/>
+    <w:abstractNumId w:val="2"/>
   </w:num>
   <w:num w:numId="2" w16cid:durableId="2030645378">
     <w:abstractNumId w:val="0"/>
+  </w:num>
+  <w:num w:numId="3" w16cid:durableId="132067766">
+    <w:abstractNumId w:val="1"/>
   </w:num>
 </w:numbering>
 </file>
@@ -6984,6 +11385,7 @@
   <w:style w:type="character" w:default="1" w:styleId="DefaultParagraphFont">
     <w:name w:val="Default Paragraph Font"/>
     <w:uiPriority w:val="1"/>
+    <w:semiHidden/>
     <w:unhideWhenUsed/>
   </w:style>
   <w:style w:type="table" w:default="1" w:styleId="TableNormal">
